--- a/Лаб_1.docx
+++ b/Лаб_1.docx
@@ -13,7 +13,6 @@
           <w:rFonts w:ascii="TimesNewRomanPSMT" w:hAnsi="TimesNewRomanPSMT" w:cs="TimesNewRomanPSMT"/>
           <w:sz w:val="28"/>
           <w:szCs w:val="28"/>
-          <w:lang w:val="ru-UA"/>
         </w:rPr>
       </w:pPr>
       <w:proofErr w:type="spellStart"/>
@@ -22,7 +21,6 @@
           <w:rFonts w:ascii="TimesNewRomanPSMT" w:hAnsi="TimesNewRomanPSMT" w:cs="TimesNewRomanPSMT"/>
           <w:sz w:val="28"/>
           <w:szCs w:val="28"/>
-          <w:lang w:val="ru-UA"/>
         </w:rPr>
         <w:t>Міністерство</w:t>
       </w:r>
@@ -32,7 +30,6 @@
           <w:rFonts w:ascii="TimesNewRomanPSMT" w:hAnsi="TimesNewRomanPSMT" w:cs="TimesNewRomanPSMT"/>
           <w:sz w:val="28"/>
           <w:szCs w:val="28"/>
-          <w:lang w:val="ru-UA"/>
         </w:rPr>
         <w:t xml:space="preserve"> </w:t>
       </w:r>
@@ -42,7 +39,6 @@
           <w:rFonts w:ascii="TimesNewRomanPSMT" w:hAnsi="TimesNewRomanPSMT" w:cs="TimesNewRomanPSMT"/>
           <w:sz w:val="28"/>
           <w:szCs w:val="28"/>
-          <w:lang w:val="ru-UA"/>
         </w:rPr>
         <w:t>освіти</w:t>
       </w:r>
@@ -52,7 +48,6 @@
           <w:rFonts w:ascii="TimesNewRomanPSMT" w:hAnsi="TimesNewRomanPSMT" w:cs="TimesNewRomanPSMT"/>
           <w:sz w:val="28"/>
           <w:szCs w:val="28"/>
-          <w:lang w:val="ru-UA"/>
         </w:rPr>
         <w:t xml:space="preserve"> і науки </w:t>
       </w:r>
@@ -62,7 +57,6 @@
           <w:rFonts w:ascii="TimesNewRomanPSMT" w:hAnsi="TimesNewRomanPSMT" w:cs="TimesNewRomanPSMT"/>
           <w:sz w:val="28"/>
           <w:szCs w:val="28"/>
-          <w:lang w:val="ru-UA"/>
         </w:rPr>
         <w:t>України</w:t>
       </w:r>
@@ -79,7 +73,6 @@
           <w:rFonts w:ascii="TimesNewRomanPSMT" w:hAnsi="TimesNewRomanPSMT" w:cs="TimesNewRomanPSMT"/>
           <w:sz w:val="28"/>
           <w:szCs w:val="28"/>
-          <w:lang w:val="ru-UA"/>
         </w:rPr>
       </w:pPr>
       <w:proofErr w:type="spellStart"/>
@@ -88,7 +81,6 @@
           <w:rFonts w:ascii="TimesNewRomanPSMT" w:hAnsi="TimesNewRomanPSMT" w:cs="TimesNewRomanPSMT"/>
           <w:sz w:val="28"/>
           <w:szCs w:val="28"/>
-          <w:lang w:val="ru-UA"/>
         </w:rPr>
         <w:t>Національний</w:t>
       </w:r>
@@ -98,7 +90,6 @@
           <w:rFonts w:ascii="TimesNewRomanPSMT" w:hAnsi="TimesNewRomanPSMT" w:cs="TimesNewRomanPSMT"/>
           <w:sz w:val="28"/>
           <w:szCs w:val="28"/>
-          <w:lang w:val="ru-UA"/>
         </w:rPr>
         <w:t xml:space="preserve"> </w:t>
       </w:r>
@@ -108,7 +99,6 @@
           <w:rFonts w:ascii="TimesNewRomanPSMT" w:hAnsi="TimesNewRomanPSMT" w:cs="TimesNewRomanPSMT"/>
           <w:sz w:val="28"/>
           <w:szCs w:val="28"/>
-          <w:lang w:val="ru-UA"/>
         </w:rPr>
         <w:t>технічний</w:t>
       </w:r>
@@ -118,7 +108,6 @@
           <w:rFonts w:ascii="TimesNewRomanPSMT" w:hAnsi="TimesNewRomanPSMT" w:cs="TimesNewRomanPSMT"/>
           <w:sz w:val="28"/>
           <w:szCs w:val="28"/>
-          <w:lang w:val="ru-UA"/>
         </w:rPr>
         <w:t xml:space="preserve"> </w:t>
       </w:r>
@@ -128,7 +117,6 @@
           <w:rFonts w:ascii="TimesNewRomanPSMT" w:hAnsi="TimesNewRomanPSMT" w:cs="TimesNewRomanPSMT"/>
           <w:sz w:val="28"/>
           <w:szCs w:val="28"/>
-          <w:lang w:val="ru-UA"/>
         </w:rPr>
         <w:t>університет</w:t>
       </w:r>
@@ -138,7 +126,6 @@
           <w:rFonts w:ascii="TimesNewRomanPSMT" w:hAnsi="TimesNewRomanPSMT" w:cs="TimesNewRomanPSMT"/>
           <w:sz w:val="28"/>
           <w:szCs w:val="28"/>
-          <w:lang w:val="ru-UA"/>
         </w:rPr>
         <w:t xml:space="preserve"> </w:t>
       </w:r>
@@ -148,7 +135,6 @@
           <w:rFonts w:ascii="TimesNewRomanPSMT" w:hAnsi="TimesNewRomanPSMT" w:cs="TimesNewRomanPSMT"/>
           <w:sz w:val="28"/>
           <w:szCs w:val="28"/>
-          <w:lang w:val="ru-UA"/>
         </w:rPr>
         <w:t>України</w:t>
       </w:r>
@@ -158,7 +144,6 @@
           <w:rFonts w:ascii="TimesNewRomanPSMT" w:hAnsi="TimesNewRomanPSMT" w:cs="TimesNewRomanPSMT"/>
           <w:sz w:val="28"/>
           <w:szCs w:val="28"/>
-          <w:lang w:val="ru-UA"/>
         </w:rPr>
         <w:t xml:space="preserve"> «</w:t>
       </w:r>
@@ -168,7 +153,6 @@
           <w:rFonts w:ascii="TimesNewRomanPSMT" w:hAnsi="TimesNewRomanPSMT" w:cs="TimesNewRomanPSMT"/>
           <w:sz w:val="28"/>
           <w:szCs w:val="28"/>
-          <w:lang w:val="ru-UA"/>
         </w:rPr>
         <w:t>Київський</w:t>
       </w:r>
@@ -178,7 +162,6 @@
           <w:rFonts w:ascii="TimesNewRomanPSMT" w:hAnsi="TimesNewRomanPSMT" w:cs="TimesNewRomanPSMT"/>
           <w:sz w:val="28"/>
           <w:szCs w:val="28"/>
-          <w:lang w:val="ru-UA"/>
         </w:rPr>
         <w:t xml:space="preserve"> </w:t>
       </w:r>
@@ -188,7 +171,6 @@
           <w:rFonts w:ascii="TimesNewRomanPSMT" w:hAnsi="TimesNewRomanPSMT" w:cs="TimesNewRomanPSMT"/>
           <w:sz w:val="28"/>
           <w:szCs w:val="28"/>
-          <w:lang w:val="ru-UA"/>
         </w:rPr>
         <w:t>політехнічний</w:t>
       </w:r>
@@ -205,7 +187,6 @@
           <w:rFonts w:ascii="TimesNewRomanPSMT" w:hAnsi="TimesNewRomanPSMT" w:cs="TimesNewRomanPSMT"/>
           <w:sz w:val="28"/>
           <w:szCs w:val="28"/>
-          <w:lang w:val="ru-UA"/>
         </w:rPr>
       </w:pPr>
       <w:proofErr w:type="spellStart"/>
@@ -214,7 +195,6 @@
           <w:rFonts w:ascii="TimesNewRomanPSMT" w:hAnsi="TimesNewRomanPSMT" w:cs="TimesNewRomanPSMT"/>
           <w:sz w:val="28"/>
           <w:szCs w:val="28"/>
-          <w:lang w:val="ru-UA"/>
         </w:rPr>
         <w:t>інститут</w:t>
       </w:r>
@@ -224,7 +204,6 @@
           <w:rFonts w:ascii="TimesNewRomanPSMT" w:hAnsi="TimesNewRomanPSMT" w:cs="TimesNewRomanPSMT"/>
           <w:sz w:val="28"/>
           <w:szCs w:val="28"/>
-          <w:lang w:val="ru-UA"/>
         </w:rPr>
         <w:t xml:space="preserve"> </w:t>
       </w:r>
@@ -234,7 +213,6 @@
           <w:rFonts w:ascii="TimesNewRomanPSMT" w:hAnsi="TimesNewRomanPSMT" w:cs="TimesNewRomanPSMT"/>
           <w:sz w:val="28"/>
           <w:szCs w:val="28"/>
-          <w:lang w:val="ru-UA"/>
         </w:rPr>
         <w:t>імені</w:t>
       </w:r>
@@ -244,7 +222,6 @@
           <w:rFonts w:ascii="TimesNewRomanPSMT" w:hAnsi="TimesNewRomanPSMT" w:cs="TimesNewRomanPSMT"/>
           <w:sz w:val="28"/>
           <w:szCs w:val="28"/>
-          <w:lang w:val="ru-UA"/>
         </w:rPr>
         <w:t xml:space="preserve"> </w:t>
       </w:r>
@@ -254,7 +231,6 @@
           <w:rFonts w:ascii="TimesNewRomanPSMT" w:hAnsi="TimesNewRomanPSMT" w:cs="TimesNewRomanPSMT"/>
           <w:sz w:val="28"/>
           <w:szCs w:val="28"/>
-          <w:lang w:val="ru-UA"/>
         </w:rPr>
         <w:t>Ігоря</w:t>
       </w:r>
@@ -264,7 +240,6 @@
           <w:rFonts w:ascii="TimesNewRomanPSMT" w:hAnsi="TimesNewRomanPSMT" w:cs="TimesNewRomanPSMT"/>
           <w:sz w:val="28"/>
           <w:szCs w:val="28"/>
-          <w:lang w:val="ru-UA"/>
         </w:rPr>
         <w:t xml:space="preserve"> </w:t>
       </w:r>
@@ -274,7 +249,6 @@
           <w:rFonts w:ascii="TimesNewRomanPSMT" w:hAnsi="TimesNewRomanPSMT" w:cs="TimesNewRomanPSMT"/>
           <w:sz w:val="28"/>
           <w:szCs w:val="28"/>
-          <w:lang w:val="ru-UA"/>
         </w:rPr>
         <w:t>Сікорського</w:t>
       </w:r>
@@ -284,7 +258,6 @@
           <w:rFonts w:ascii="TimesNewRomanPSMT" w:hAnsi="TimesNewRomanPSMT" w:cs="TimesNewRomanPSMT"/>
           <w:sz w:val="28"/>
           <w:szCs w:val="28"/>
-          <w:lang w:val="ru-UA"/>
         </w:rPr>
         <w:t>"</w:t>
       </w:r>
@@ -300,7 +273,6 @@
           <w:rFonts w:ascii="TimesNewRomanPSMT" w:hAnsi="TimesNewRomanPSMT" w:cs="TimesNewRomanPSMT"/>
           <w:sz w:val="28"/>
           <w:szCs w:val="28"/>
-          <w:lang w:val="ru-UA"/>
         </w:rPr>
       </w:pPr>
       <w:r>
@@ -308,7 +280,6 @@
           <w:rFonts w:ascii="TimesNewRomanPSMT" w:hAnsi="TimesNewRomanPSMT" w:cs="TimesNewRomanPSMT"/>
           <w:sz w:val="28"/>
           <w:szCs w:val="28"/>
-          <w:lang w:val="ru-UA"/>
         </w:rPr>
         <w:t xml:space="preserve">Факультет </w:t>
       </w:r>
@@ -318,7 +289,6 @@
           <w:rFonts w:ascii="TimesNewRomanPSMT" w:hAnsi="TimesNewRomanPSMT" w:cs="TimesNewRomanPSMT"/>
           <w:sz w:val="28"/>
           <w:szCs w:val="28"/>
-          <w:lang w:val="ru-UA"/>
         </w:rPr>
         <w:t>інформатики</w:t>
       </w:r>
@@ -328,7 +298,6 @@
           <w:rFonts w:ascii="TimesNewRomanPSMT" w:hAnsi="TimesNewRomanPSMT" w:cs="TimesNewRomanPSMT"/>
           <w:sz w:val="28"/>
           <w:szCs w:val="28"/>
-          <w:lang w:val="ru-UA"/>
         </w:rPr>
         <w:t xml:space="preserve"> та </w:t>
       </w:r>
@@ -338,7 +307,6 @@
           <w:rFonts w:ascii="TimesNewRomanPSMT" w:hAnsi="TimesNewRomanPSMT" w:cs="TimesNewRomanPSMT"/>
           <w:sz w:val="28"/>
           <w:szCs w:val="28"/>
-          <w:lang w:val="ru-UA"/>
         </w:rPr>
         <w:t>обчислювальної</w:t>
       </w:r>
@@ -348,7 +316,6 @@
           <w:rFonts w:ascii="TimesNewRomanPSMT" w:hAnsi="TimesNewRomanPSMT" w:cs="TimesNewRomanPSMT"/>
           <w:sz w:val="28"/>
           <w:szCs w:val="28"/>
-          <w:lang w:val="ru-UA"/>
         </w:rPr>
         <w:t xml:space="preserve"> </w:t>
       </w:r>
@@ -358,7 +325,6 @@
           <w:rFonts w:ascii="TimesNewRomanPSMT" w:hAnsi="TimesNewRomanPSMT" w:cs="TimesNewRomanPSMT"/>
           <w:sz w:val="28"/>
           <w:szCs w:val="28"/>
-          <w:lang w:val="ru-UA"/>
         </w:rPr>
         <w:t>техніки</w:t>
       </w:r>
@@ -375,7 +341,6 @@
           <w:rFonts w:ascii="TimesNewRomanPSMT" w:hAnsi="TimesNewRomanPSMT" w:cs="TimesNewRomanPSMT"/>
           <w:sz w:val="28"/>
           <w:szCs w:val="28"/>
-          <w:lang w:val="ru-UA"/>
         </w:rPr>
       </w:pPr>
     </w:p>
@@ -390,7 +355,6 @@
           <w:rFonts w:ascii="TimesNewRomanPSMT" w:hAnsi="TimesNewRomanPSMT" w:cs="TimesNewRomanPSMT"/>
           <w:sz w:val="28"/>
           <w:szCs w:val="28"/>
-          <w:lang w:val="ru-UA"/>
         </w:rPr>
       </w:pPr>
       <w:r>
@@ -398,7 +362,6 @@
           <w:rFonts w:ascii="TimesNewRomanPSMT" w:hAnsi="TimesNewRomanPSMT" w:cs="TimesNewRomanPSMT"/>
           <w:sz w:val="28"/>
           <w:szCs w:val="28"/>
-          <w:lang w:val="ru-UA"/>
         </w:rPr>
         <w:t xml:space="preserve">Кафедра </w:t>
       </w:r>
@@ -408,7 +371,6 @@
           <w:rFonts w:ascii="TimesNewRomanPSMT" w:hAnsi="TimesNewRomanPSMT" w:cs="TimesNewRomanPSMT"/>
           <w:sz w:val="28"/>
           <w:szCs w:val="28"/>
-          <w:lang w:val="ru-UA"/>
         </w:rPr>
         <w:t>інформатики</w:t>
       </w:r>
@@ -418,7 +380,6 @@
           <w:rFonts w:ascii="TimesNewRomanPSMT" w:hAnsi="TimesNewRomanPSMT" w:cs="TimesNewRomanPSMT"/>
           <w:sz w:val="28"/>
           <w:szCs w:val="28"/>
-          <w:lang w:val="ru-UA"/>
         </w:rPr>
         <w:t xml:space="preserve"> та </w:t>
       </w:r>
@@ -428,7 +389,6 @@
           <w:rFonts w:ascii="TimesNewRomanPSMT" w:hAnsi="TimesNewRomanPSMT" w:cs="TimesNewRomanPSMT"/>
           <w:sz w:val="28"/>
           <w:szCs w:val="28"/>
-          <w:lang w:val="ru-UA"/>
         </w:rPr>
         <w:t>програмної</w:t>
       </w:r>
@@ -438,7 +398,6 @@
           <w:rFonts w:ascii="TimesNewRomanPSMT" w:hAnsi="TimesNewRomanPSMT" w:cs="TimesNewRomanPSMT"/>
           <w:sz w:val="28"/>
           <w:szCs w:val="28"/>
-          <w:lang w:val="ru-UA"/>
         </w:rPr>
         <w:t xml:space="preserve"> </w:t>
       </w:r>
@@ -448,7 +407,6 @@
           <w:rFonts w:ascii="TimesNewRomanPSMT" w:hAnsi="TimesNewRomanPSMT" w:cs="TimesNewRomanPSMT"/>
           <w:sz w:val="28"/>
           <w:szCs w:val="28"/>
-          <w:lang w:val="ru-UA"/>
         </w:rPr>
         <w:t>інженерії</w:t>
       </w:r>
@@ -465,7 +423,6 @@
           <w:rFonts w:ascii="TimesNewRomanPSMT" w:hAnsi="TimesNewRomanPSMT" w:cs="TimesNewRomanPSMT"/>
           <w:sz w:val="28"/>
           <w:szCs w:val="28"/>
-          <w:lang w:val="ru-UA"/>
         </w:rPr>
       </w:pPr>
     </w:p>
@@ -480,7 +437,6 @@
           <w:rFonts w:ascii="TimesNewRomanPSMT" w:hAnsi="TimesNewRomanPSMT" w:cs="TimesNewRomanPSMT"/>
           <w:sz w:val="28"/>
           <w:szCs w:val="28"/>
-          <w:lang w:val="ru-UA"/>
         </w:rPr>
       </w:pPr>
     </w:p>
@@ -495,7 +451,6 @@
           <w:rFonts w:ascii="TimesNewRomanPSMT" w:hAnsi="TimesNewRomanPSMT" w:cs="TimesNewRomanPSMT"/>
           <w:sz w:val="28"/>
           <w:szCs w:val="28"/>
-          <w:lang w:val="ru-UA"/>
         </w:rPr>
       </w:pPr>
     </w:p>
@@ -510,7 +465,6 @@
           <w:rFonts w:ascii="TimesNewRomanPSMT" w:hAnsi="TimesNewRomanPSMT" w:cs="TimesNewRomanPSMT"/>
           <w:sz w:val="28"/>
           <w:szCs w:val="28"/>
-          <w:lang w:val="ru-UA"/>
         </w:rPr>
       </w:pPr>
     </w:p>
@@ -525,7 +479,6 @@
           <w:rFonts w:ascii="TimesNewRomanPSMT" w:hAnsi="TimesNewRomanPSMT" w:cs="TimesNewRomanPSMT"/>
           <w:sz w:val="28"/>
           <w:szCs w:val="28"/>
-          <w:lang w:val="ru-UA"/>
         </w:rPr>
       </w:pPr>
     </w:p>
@@ -540,16 +493,14 @@
           <w:rFonts w:ascii="TimesNewRomanPSMT" w:hAnsi="TimesNewRomanPSMT" w:cs="TimesNewRomanPSMT"/>
           <w:sz w:val="24"/>
           <w:szCs w:val="24"/>
-          <w:lang w:val="ru-UA"/>
-        </w:rPr>
-      </w:pPr>
-      <w:proofErr w:type="spellStart"/>
-      <w:r>
-        <w:rPr>
-          <w:rFonts w:ascii="TimesNewRomanPSMT" w:hAnsi="TimesNewRomanPSMT" w:cs="TimesNewRomanPSMT"/>
-          <w:sz w:val="24"/>
-          <w:szCs w:val="24"/>
-          <w:lang w:val="ru-UA"/>
+        </w:rPr>
+      </w:pPr>
+      <w:proofErr w:type="spellStart"/>
+      <w:r>
+        <w:rPr>
+          <w:rFonts w:ascii="TimesNewRomanPSMT" w:hAnsi="TimesNewRomanPSMT" w:cs="TimesNewRomanPSMT"/>
+          <w:sz w:val="24"/>
+          <w:szCs w:val="24"/>
         </w:rPr>
         <w:t>Звіт</w:t>
       </w:r>
@@ -566,7 +517,6 @@
           <w:rFonts w:ascii="TimesNewRomanPSMT" w:hAnsi="TimesNewRomanPSMT" w:cs="TimesNewRomanPSMT"/>
           <w:sz w:val="24"/>
           <w:szCs w:val="24"/>
-          <w:lang w:val="ru-UA"/>
         </w:rPr>
       </w:pPr>
     </w:p>
@@ -581,15 +531,13 @@
           <w:rFonts w:ascii="TimesNewRomanPSMT" w:hAnsi="TimesNewRomanPSMT" w:cs="TimesNewRomanPSMT"/>
           <w:sz w:val="24"/>
           <w:szCs w:val="24"/>
-          <w:lang w:val="ru-UA"/>
-        </w:rPr>
-      </w:pPr>
-      <w:r>
-        <w:rPr>
-          <w:rFonts w:ascii="TimesNewRomanPSMT" w:hAnsi="TimesNewRomanPSMT" w:cs="TimesNewRomanPSMT"/>
-          <w:sz w:val="24"/>
-          <w:szCs w:val="24"/>
-          <w:lang w:val="ru-UA"/>
+        </w:rPr>
+      </w:pPr>
+      <w:r>
+        <w:rPr>
+          <w:rFonts w:ascii="TimesNewRomanPSMT" w:hAnsi="TimesNewRomanPSMT" w:cs="TimesNewRomanPSMT"/>
+          <w:sz w:val="24"/>
+          <w:szCs w:val="24"/>
         </w:rPr>
         <w:t xml:space="preserve">з </w:t>
       </w:r>
@@ -599,7 +547,6 @@
           <w:rFonts w:ascii="TimesNewRomanPSMT" w:hAnsi="TimesNewRomanPSMT" w:cs="TimesNewRomanPSMT"/>
           <w:sz w:val="24"/>
           <w:szCs w:val="24"/>
-          <w:lang w:val="ru-UA"/>
         </w:rPr>
         <w:t>лабораторної</w:t>
       </w:r>
@@ -609,7 +556,6 @@
           <w:rFonts w:ascii="TimesNewRomanPSMT" w:hAnsi="TimesNewRomanPSMT" w:cs="TimesNewRomanPSMT"/>
           <w:sz w:val="24"/>
           <w:szCs w:val="24"/>
-          <w:lang w:val="ru-UA"/>
         </w:rPr>
         <w:t xml:space="preserve"> </w:t>
       </w:r>
@@ -619,7 +565,6 @@
           <w:rFonts w:ascii="TimesNewRomanPSMT" w:hAnsi="TimesNewRomanPSMT" w:cs="TimesNewRomanPSMT"/>
           <w:sz w:val="24"/>
           <w:szCs w:val="24"/>
-          <w:lang w:val="ru-UA"/>
         </w:rPr>
         <w:t>роботи</w:t>
       </w:r>
@@ -629,7 +574,6 @@
           <w:rFonts w:ascii="TimesNewRomanPSMT" w:hAnsi="TimesNewRomanPSMT" w:cs="TimesNewRomanPSMT"/>
           <w:sz w:val="24"/>
           <w:szCs w:val="24"/>
-          <w:lang w:val="ru-UA"/>
         </w:rPr>
         <w:t xml:space="preserve"> № 1 з </w:t>
       </w:r>
@@ -639,7 +583,6 @@
           <w:rFonts w:ascii="TimesNewRomanPSMT" w:hAnsi="TimesNewRomanPSMT" w:cs="TimesNewRomanPSMT"/>
           <w:sz w:val="24"/>
           <w:szCs w:val="24"/>
-          <w:lang w:val="ru-UA"/>
         </w:rPr>
         <w:t>дисципліни</w:t>
       </w:r>
@@ -656,15 +599,13 @@
           <w:rFonts w:ascii="Times New Roman" w:hAnsi="Times New Roman" w:cs="Times New Roman"/>
           <w:sz w:val="24"/>
           <w:szCs w:val="24"/>
-          <w:lang w:val="ru-UA"/>
-        </w:rPr>
-      </w:pPr>
-      <w:r>
-        <w:rPr>
-          <w:rFonts w:ascii="TimesNewRomanPSMT" w:hAnsi="TimesNewRomanPSMT" w:cs="TimesNewRomanPSMT"/>
-          <w:sz w:val="24"/>
-          <w:szCs w:val="24"/>
-          <w:lang w:val="ru-UA"/>
+        </w:rPr>
+      </w:pPr>
+      <w:r>
+        <w:rPr>
+          <w:rFonts w:ascii="TimesNewRomanPSMT" w:hAnsi="TimesNewRomanPSMT" w:cs="TimesNewRomanPSMT"/>
+          <w:sz w:val="24"/>
+          <w:szCs w:val="24"/>
         </w:rPr>
         <w:t>«</w:t>
       </w:r>
@@ -674,7 +615,6 @@
           <w:rFonts w:ascii="TimesNewRomanPSMT" w:hAnsi="TimesNewRomanPSMT" w:cs="TimesNewRomanPSMT"/>
           <w:sz w:val="24"/>
           <w:szCs w:val="24"/>
-          <w:lang w:val="ru-UA"/>
         </w:rPr>
         <w:t>Алгоритми</w:t>
       </w:r>
@@ -684,7 +624,6 @@
           <w:rFonts w:ascii="TimesNewRomanPSMT" w:hAnsi="TimesNewRomanPSMT" w:cs="TimesNewRomanPSMT"/>
           <w:sz w:val="24"/>
           <w:szCs w:val="24"/>
-          <w:lang w:val="ru-UA"/>
         </w:rPr>
         <w:t xml:space="preserve"> та </w:t>
       </w:r>
@@ -694,7 +633,6 @@
           <w:rFonts w:ascii="TimesNewRomanPSMT" w:hAnsi="TimesNewRomanPSMT" w:cs="TimesNewRomanPSMT"/>
           <w:sz w:val="24"/>
           <w:szCs w:val="24"/>
-          <w:lang w:val="ru-UA"/>
         </w:rPr>
         <w:t>структури</w:t>
       </w:r>
@@ -704,7 +642,6 @@
           <w:rFonts w:ascii="TimesNewRomanPSMT" w:hAnsi="TimesNewRomanPSMT" w:cs="TimesNewRomanPSMT"/>
           <w:sz w:val="24"/>
           <w:szCs w:val="24"/>
-          <w:lang w:val="ru-UA"/>
         </w:rPr>
         <w:t xml:space="preserve"> даних</w:t>
       </w:r>
@@ -713,7 +650,6 @@
           <w:rFonts w:ascii="Times New Roman" w:hAnsi="Times New Roman" w:cs="Times New Roman"/>
           <w:sz w:val="24"/>
           <w:szCs w:val="24"/>
-          <w:lang w:val="ru-UA"/>
         </w:rPr>
         <w:t>-1.</w:t>
       </w:r>
@@ -729,16 +665,14 @@
           <w:rFonts w:ascii="TimesNewRomanPSMT" w:hAnsi="TimesNewRomanPSMT" w:cs="TimesNewRomanPSMT"/>
           <w:sz w:val="24"/>
           <w:szCs w:val="24"/>
-          <w:lang w:val="ru-UA"/>
-        </w:rPr>
-      </w:pPr>
-      <w:proofErr w:type="spellStart"/>
-      <w:r>
-        <w:rPr>
-          <w:rFonts w:ascii="TimesNewRomanPSMT" w:hAnsi="TimesNewRomanPSMT" w:cs="TimesNewRomanPSMT"/>
-          <w:sz w:val="24"/>
-          <w:szCs w:val="24"/>
-          <w:lang w:val="ru-UA"/>
+        </w:rPr>
+      </w:pPr>
+      <w:proofErr w:type="spellStart"/>
+      <w:r>
+        <w:rPr>
+          <w:rFonts w:ascii="TimesNewRomanPSMT" w:hAnsi="TimesNewRomanPSMT" w:cs="TimesNewRomanPSMT"/>
+          <w:sz w:val="24"/>
+          <w:szCs w:val="24"/>
         </w:rPr>
         <w:t>Основи</w:t>
       </w:r>
@@ -748,7 +682,6 @@
           <w:rFonts w:ascii="TimesNewRomanPSMT" w:hAnsi="TimesNewRomanPSMT" w:cs="TimesNewRomanPSMT"/>
           <w:sz w:val="24"/>
           <w:szCs w:val="24"/>
-          <w:lang w:val="ru-UA"/>
         </w:rPr>
         <w:t xml:space="preserve"> </w:t>
       </w:r>
@@ -758,7 +691,6 @@
           <w:rFonts w:ascii="TimesNewRomanPSMT" w:hAnsi="TimesNewRomanPSMT" w:cs="TimesNewRomanPSMT"/>
           <w:sz w:val="24"/>
           <w:szCs w:val="24"/>
-          <w:lang w:val="ru-UA"/>
         </w:rPr>
         <w:t>алгоритмізації</w:t>
       </w:r>
@@ -768,7 +700,6 @@
           <w:rFonts w:ascii="TimesNewRomanPSMT" w:hAnsi="TimesNewRomanPSMT" w:cs="TimesNewRomanPSMT"/>
           <w:sz w:val="24"/>
           <w:szCs w:val="24"/>
-          <w:lang w:val="ru-UA"/>
         </w:rPr>
         <w:t>»</w:t>
       </w:r>
@@ -784,7 +715,6 @@
           <w:rFonts w:ascii="TimesNewRomanPSMT" w:hAnsi="TimesNewRomanPSMT" w:cs="TimesNewRomanPSMT"/>
           <w:sz w:val="24"/>
           <w:szCs w:val="24"/>
-          <w:lang w:val="ru-UA"/>
         </w:rPr>
       </w:pPr>
     </w:p>
@@ -799,15 +729,13 @@
           <w:rFonts w:ascii="TimesNewRomanPSMT" w:hAnsi="TimesNewRomanPSMT" w:cs="TimesNewRomanPSMT"/>
           <w:sz w:val="24"/>
           <w:szCs w:val="24"/>
-          <w:lang w:val="ru-UA"/>
-        </w:rPr>
-      </w:pPr>
-      <w:r>
-        <w:rPr>
-          <w:rFonts w:ascii="TimesNewRomanPSMT" w:hAnsi="TimesNewRomanPSMT" w:cs="TimesNewRomanPSMT"/>
-          <w:sz w:val="24"/>
-          <w:szCs w:val="24"/>
-          <w:lang w:val="ru-UA"/>
+        </w:rPr>
+      </w:pPr>
+      <w:r>
+        <w:rPr>
+          <w:rFonts w:ascii="TimesNewRomanPSMT" w:hAnsi="TimesNewRomanPSMT" w:cs="TimesNewRomanPSMT"/>
+          <w:sz w:val="24"/>
+          <w:szCs w:val="24"/>
         </w:rPr>
         <w:t>«</w:t>
       </w:r>
@@ -817,7 +745,6 @@
           <w:rFonts w:ascii="TimesNewRomanPSMT" w:hAnsi="TimesNewRomanPSMT" w:cs="TimesNewRomanPSMT"/>
           <w:sz w:val="24"/>
           <w:szCs w:val="24"/>
-          <w:lang w:val="ru-UA"/>
         </w:rPr>
         <w:t>Дослідження</w:t>
       </w:r>
@@ -827,7 +754,6 @@
           <w:rFonts w:ascii="TimesNewRomanPSMT" w:hAnsi="TimesNewRomanPSMT" w:cs="TimesNewRomanPSMT"/>
           <w:sz w:val="24"/>
           <w:szCs w:val="24"/>
-          <w:lang w:val="ru-UA"/>
         </w:rPr>
         <w:t xml:space="preserve"> </w:t>
       </w:r>
@@ -837,7 +763,6 @@
           <w:rFonts w:ascii="TimesNewRomanPSMT" w:hAnsi="TimesNewRomanPSMT" w:cs="TimesNewRomanPSMT"/>
           <w:sz w:val="24"/>
           <w:szCs w:val="24"/>
-          <w:lang w:val="ru-UA"/>
         </w:rPr>
         <w:t>лінійних</w:t>
       </w:r>
@@ -847,7 +772,6 @@
           <w:rFonts w:ascii="TimesNewRomanPSMT" w:hAnsi="TimesNewRomanPSMT" w:cs="TimesNewRomanPSMT"/>
           <w:sz w:val="24"/>
           <w:szCs w:val="24"/>
-          <w:lang w:val="ru-UA"/>
         </w:rPr>
         <w:t xml:space="preserve"> </w:t>
       </w:r>
@@ -857,7 +781,6 @@
           <w:rFonts w:ascii="TimesNewRomanPSMT" w:hAnsi="TimesNewRomanPSMT" w:cs="TimesNewRomanPSMT"/>
           <w:sz w:val="24"/>
           <w:szCs w:val="24"/>
-          <w:lang w:val="ru-UA"/>
         </w:rPr>
         <w:t>алгоритмів</w:t>
       </w:r>
@@ -867,7 +790,6 @@
           <w:rFonts w:ascii="TimesNewRomanPSMT" w:hAnsi="TimesNewRomanPSMT" w:cs="TimesNewRomanPSMT"/>
           <w:sz w:val="24"/>
           <w:szCs w:val="24"/>
-          <w:lang w:val="ru-UA"/>
         </w:rPr>
         <w:t>»</w:t>
       </w:r>
@@ -883,7 +805,6 @@
           <w:rFonts w:ascii="TimesNewRomanPSMT" w:hAnsi="TimesNewRomanPSMT" w:cs="TimesNewRomanPSMT"/>
           <w:sz w:val="24"/>
           <w:szCs w:val="24"/>
-          <w:lang w:val="ru-UA"/>
         </w:rPr>
       </w:pPr>
     </w:p>
@@ -907,7 +828,6 @@
           <w:rFonts w:ascii="TimesNewRomanPSMT" w:hAnsi="TimesNewRomanPSMT" w:cs="TimesNewRomanPSMT"/>
           <w:sz w:val="24"/>
           <w:szCs w:val="24"/>
-          <w:lang w:val="ru-UA"/>
         </w:rPr>
         <w:t>Варіант</w:t>
       </w:r>
@@ -933,7 +853,6 @@
           <w:rFonts w:ascii="TimesNewRomanPSMT" w:hAnsi="TimesNewRomanPSMT" w:cs="TimesNewRomanPSMT"/>
           <w:sz w:val="24"/>
           <w:szCs w:val="24"/>
-          <w:lang w:val="ru-UA"/>
         </w:rPr>
       </w:pPr>
     </w:p>
@@ -948,7 +867,6 @@
           <w:rFonts w:ascii="TimesNewRomanPSMT" w:hAnsi="TimesNewRomanPSMT" w:cs="TimesNewRomanPSMT"/>
           <w:sz w:val="24"/>
           <w:szCs w:val="24"/>
-          <w:lang w:val="ru-UA"/>
         </w:rPr>
       </w:pPr>
     </w:p>
@@ -963,7 +881,6 @@
           <w:rFonts w:ascii="TimesNewRomanPSMT" w:hAnsi="TimesNewRomanPSMT" w:cs="TimesNewRomanPSMT"/>
           <w:sz w:val="24"/>
           <w:szCs w:val="24"/>
-          <w:lang w:val="ru-UA"/>
         </w:rPr>
       </w:pPr>
     </w:p>
@@ -978,7 +895,6 @@
           <w:rFonts w:ascii="TimesNewRomanPSMT" w:hAnsi="TimesNewRomanPSMT" w:cs="TimesNewRomanPSMT"/>
           <w:sz w:val="24"/>
           <w:szCs w:val="24"/>
-          <w:lang w:val="ru-UA"/>
         </w:rPr>
       </w:pPr>
     </w:p>
@@ -993,7 +909,6 @@
           <w:rFonts w:ascii="TimesNewRomanPSMT" w:hAnsi="TimesNewRomanPSMT" w:cs="TimesNewRomanPSMT"/>
           <w:sz w:val="24"/>
           <w:szCs w:val="24"/>
-          <w:lang w:val="ru-UA"/>
         </w:rPr>
       </w:pPr>
     </w:p>
@@ -1008,7 +923,6 @@
           <w:rFonts w:ascii="TimesNewRomanPSMT" w:hAnsi="TimesNewRomanPSMT" w:cs="TimesNewRomanPSMT"/>
           <w:sz w:val="24"/>
           <w:szCs w:val="24"/>
-          <w:lang w:val="ru-UA"/>
         </w:rPr>
       </w:pPr>
     </w:p>
@@ -1023,7 +937,6 @@
           <w:rFonts w:ascii="TimesNewRomanPSMT" w:hAnsi="TimesNewRomanPSMT" w:cs="TimesNewRomanPSMT"/>
           <w:sz w:val="24"/>
           <w:szCs w:val="24"/>
-          <w:lang w:val="ru-UA"/>
         </w:rPr>
       </w:pPr>
     </w:p>
@@ -1038,7 +951,6 @@
           <w:rFonts w:ascii="TimesNewRomanPSMT" w:hAnsi="TimesNewRomanPSMT" w:cs="TimesNewRomanPSMT"/>
           <w:sz w:val="24"/>
           <w:szCs w:val="24"/>
-          <w:lang w:val="ru-UA"/>
         </w:rPr>
       </w:pPr>
     </w:p>
@@ -1062,7 +974,6 @@
           <w:rFonts w:ascii="TimesNewRomanPSMT" w:hAnsi="TimesNewRomanPSMT" w:cs="TimesNewRomanPSMT"/>
           <w:sz w:val="24"/>
           <w:szCs w:val="24"/>
-          <w:lang w:val="ru-UA"/>
         </w:rPr>
         <w:t>Виконав</w:t>
       </w:r>
@@ -1072,7 +983,6 @@
           <w:rFonts w:ascii="TimesNewRomanPSMT" w:hAnsi="TimesNewRomanPSMT" w:cs="TimesNewRomanPSMT"/>
           <w:sz w:val="24"/>
           <w:szCs w:val="24"/>
-          <w:lang w:val="ru-UA"/>
         </w:rPr>
         <w:t xml:space="preserve"> студент </w:t>
       </w:r>
@@ -1097,7 +1007,6 @@
           <w:rFonts w:ascii="Times New Roman" w:hAnsi="Times New Roman" w:cs="Times New Roman"/>
           <w:sz w:val="16"/>
           <w:szCs w:val="16"/>
-          <w:lang w:val="ru-UA"/>
         </w:rPr>
       </w:pPr>
       <w:r>
@@ -1105,7 +1014,6 @@
           <w:rFonts w:ascii="Times New Roman" w:hAnsi="Times New Roman" w:cs="Times New Roman"/>
           <w:sz w:val="16"/>
           <w:szCs w:val="16"/>
-          <w:lang w:val="ru-UA"/>
         </w:rPr>
         <w:t>(</w:t>
       </w:r>
@@ -1114,7 +1022,6 @@
           <w:rFonts w:ascii="TimesNewRomanPSMT" w:hAnsi="TimesNewRomanPSMT" w:cs="TimesNewRomanPSMT"/>
           <w:sz w:val="16"/>
           <w:szCs w:val="16"/>
-          <w:lang w:val="ru-UA"/>
         </w:rPr>
         <w:t xml:space="preserve">шифр, </w:t>
       </w:r>
@@ -1124,7 +1031,6 @@
           <w:rFonts w:ascii="TimesNewRomanPSMT" w:hAnsi="TimesNewRomanPSMT" w:cs="TimesNewRomanPSMT"/>
           <w:sz w:val="16"/>
           <w:szCs w:val="16"/>
-          <w:lang w:val="ru-UA"/>
         </w:rPr>
         <w:t>прізвище</w:t>
       </w:r>
@@ -1134,7 +1040,6 @@
           <w:rFonts w:ascii="TimesNewRomanPSMT" w:hAnsi="TimesNewRomanPSMT" w:cs="TimesNewRomanPSMT"/>
           <w:sz w:val="16"/>
           <w:szCs w:val="16"/>
-          <w:lang w:val="ru-UA"/>
         </w:rPr>
         <w:t xml:space="preserve">, </w:t>
       </w:r>
@@ -1144,7 +1049,6 @@
           <w:rFonts w:ascii="TimesNewRomanPSMT" w:hAnsi="TimesNewRomanPSMT" w:cs="TimesNewRomanPSMT"/>
           <w:sz w:val="16"/>
           <w:szCs w:val="16"/>
-          <w:lang w:val="ru-UA"/>
         </w:rPr>
         <w:t>ім'я</w:t>
       </w:r>
@@ -1154,7 +1058,6 @@
           <w:rFonts w:ascii="TimesNewRomanPSMT" w:hAnsi="TimesNewRomanPSMT" w:cs="TimesNewRomanPSMT"/>
           <w:sz w:val="16"/>
           <w:szCs w:val="16"/>
-          <w:lang w:val="ru-UA"/>
         </w:rPr>
         <w:t xml:space="preserve">, по </w:t>
       </w:r>
@@ -1164,7 +1067,6 @@
           <w:rFonts w:ascii="TimesNewRomanPSMT" w:hAnsi="TimesNewRomanPSMT" w:cs="TimesNewRomanPSMT"/>
           <w:sz w:val="16"/>
           <w:szCs w:val="16"/>
-          <w:lang w:val="ru-UA"/>
         </w:rPr>
         <w:t>батькові</w:t>
       </w:r>
@@ -1174,7 +1076,6 @@
           <w:rFonts w:ascii="Times New Roman" w:hAnsi="Times New Roman" w:cs="Times New Roman"/>
           <w:sz w:val="16"/>
           <w:szCs w:val="16"/>
-          <w:lang w:val="ru-UA"/>
         </w:rPr>
         <w:t>)</w:t>
       </w:r>
@@ -1190,7 +1091,6 @@
           <w:rFonts w:ascii="Times New Roman" w:hAnsi="Times New Roman" w:cs="Times New Roman"/>
           <w:sz w:val="16"/>
           <w:szCs w:val="16"/>
-          <w:lang w:val="ru-UA"/>
         </w:rPr>
       </w:pPr>
     </w:p>
@@ -1205,7 +1105,6 @@
           <w:rFonts w:ascii="Times New Roman" w:hAnsi="Times New Roman" w:cs="Times New Roman"/>
           <w:sz w:val="16"/>
           <w:szCs w:val="16"/>
-          <w:lang w:val="ru-UA"/>
         </w:rPr>
       </w:pPr>
     </w:p>
@@ -1220,16 +1119,14 @@
           <w:rFonts w:ascii="Times New Roman" w:hAnsi="Times New Roman" w:cs="Times New Roman"/>
           <w:sz w:val="24"/>
           <w:szCs w:val="24"/>
-          <w:lang w:val="ru-UA"/>
-        </w:rPr>
-      </w:pPr>
-      <w:proofErr w:type="spellStart"/>
-      <w:r>
-        <w:rPr>
-          <w:rFonts w:ascii="TimesNewRomanPSMT" w:hAnsi="TimesNewRomanPSMT" w:cs="TimesNewRomanPSMT"/>
-          <w:sz w:val="24"/>
-          <w:szCs w:val="24"/>
-          <w:lang w:val="ru-UA"/>
+        </w:rPr>
+      </w:pPr>
+      <w:proofErr w:type="spellStart"/>
+      <w:r>
+        <w:rPr>
+          <w:rFonts w:ascii="TimesNewRomanPSMT" w:hAnsi="TimesNewRomanPSMT" w:cs="TimesNewRomanPSMT"/>
+          <w:sz w:val="24"/>
+          <w:szCs w:val="24"/>
         </w:rPr>
         <w:t>Перевірив</w:t>
       </w:r>
@@ -1248,7 +1145,6 @@
           <w:rFonts w:ascii="TimesNewRomanPSMT" w:hAnsi="TimesNewRomanPSMT" w:cs="TimesNewRomanPSMT"/>
           <w:sz w:val="24"/>
           <w:szCs w:val="24"/>
-          <w:lang w:val="ru-UA"/>
         </w:rPr>
         <w:t xml:space="preserve"> </w:t>
       </w:r>
@@ -1257,7 +1153,6 @@
           <w:rFonts w:ascii="Times New Roman" w:hAnsi="Times New Roman" w:cs="Times New Roman"/>
           <w:sz w:val="24"/>
           <w:szCs w:val="24"/>
-          <w:lang w:val="ru-UA"/>
         </w:rPr>
         <w:t>____________________________________</w:t>
       </w:r>
@@ -1273,7 +1168,6 @@
           <w:rFonts w:ascii="TimesNewRomanPSMT" w:hAnsi="TimesNewRomanPSMT" w:cs="TimesNewRomanPSMT"/>
           <w:sz w:val="16"/>
           <w:szCs w:val="16"/>
-          <w:lang w:val="ru-UA"/>
         </w:rPr>
       </w:pPr>
       <w:r>
@@ -1281,7 +1175,6 @@
           <w:rFonts w:ascii="TimesNewRomanPSMT" w:hAnsi="TimesNewRomanPSMT" w:cs="TimesNewRomanPSMT"/>
           <w:sz w:val="16"/>
           <w:szCs w:val="16"/>
-          <w:lang w:val="ru-UA"/>
         </w:rPr>
         <w:t xml:space="preserve">( </w:t>
       </w:r>
@@ -1291,7 +1184,6 @@
           <w:rFonts w:ascii="TimesNewRomanPSMT" w:hAnsi="TimesNewRomanPSMT" w:cs="TimesNewRomanPSMT"/>
           <w:sz w:val="16"/>
           <w:szCs w:val="16"/>
-          <w:lang w:val="ru-UA"/>
         </w:rPr>
         <w:t>прізвище</w:t>
       </w:r>
@@ -1301,7 +1193,6 @@
           <w:rFonts w:ascii="TimesNewRomanPSMT" w:hAnsi="TimesNewRomanPSMT" w:cs="TimesNewRomanPSMT"/>
           <w:sz w:val="16"/>
           <w:szCs w:val="16"/>
-          <w:lang w:val="ru-UA"/>
         </w:rPr>
         <w:t xml:space="preserve">, </w:t>
       </w:r>
@@ -1311,7 +1202,6 @@
           <w:rFonts w:ascii="TimesNewRomanPSMT" w:hAnsi="TimesNewRomanPSMT" w:cs="TimesNewRomanPSMT"/>
           <w:sz w:val="16"/>
           <w:szCs w:val="16"/>
-          <w:lang w:val="ru-UA"/>
         </w:rPr>
         <w:t>ім'я</w:t>
       </w:r>
@@ -1321,7 +1211,6 @@
           <w:rFonts w:ascii="TimesNewRomanPSMT" w:hAnsi="TimesNewRomanPSMT" w:cs="TimesNewRomanPSMT"/>
           <w:sz w:val="16"/>
           <w:szCs w:val="16"/>
-          <w:lang w:val="ru-UA"/>
         </w:rPr>
         <w:t xml:space="preserve">, по </w:t>
       </w:r>
@@ -1331,7 +1220,6 @@
           <w:rFonts w:ascii="TimesNewRomanPSMT" w:hAnsi="TimesNewRomanPSMT" w:cs="TimesNewRomanPSMT"/>
           <w:sz w:val="16"/>
           <w:szCs w:val="16"/>
-          <w:lang w:val="ru-UA"/>
         </w:rPr>
         <w:t>батькові</w:t>
       </w:r>
@@ -1341,7 +1229,6 @@
           <w:rFonts w:ascii="TimesNewRomanPSMT" w:hAnsi="TimesNewRomanPSMT" w:cs="TimesNewRomanPSMT"/>
           <w:sz w:val="16"/>
           <w:szCs w:val="16"/>
-          <w:lang w:val="ru-UA"/>
         </w:rPr>
         <w:t>)</w:t>
       </w:r>
@@ -1357,7 +1244,6 @@
           <w:rFonts w:ascii="TimesNewRomanPSMT" w:hAnsi="TimesNewRomanPSMT" w:cs="TimesNewRomanPSMT"/>
           <w:sz w:val="16"/>
           <w:szCs w:val="16"/>
-          <w:lang w:val="ru-UA"/>
         </w:rPr>
       </w:pPr>
     </w:p>
@@ -1372,7 +1258,6 @@
           <w:rFonts w:ascii="TimesNewRomanPSMT" w:hAnsi="TimesNewRomanPSMT" w:cs="TimesNewRomanPSMT"/>
           <w:sz w:val="16"/>
           <w:szCs w:val="16"/>
-          <w:lang w:val="ru-UA"/>
         </w:rPr>
       </w:pPr>
     </w:p>
@@ -1387,7 +1272,6 @@
           <w:rFonts w:ascii="TimesNewRomanPSMT" w:hAnsi="TimesNewRomanPSMT" w:cs="TimesNewRomanPSMT"/>
           <w:sz w:val="16"/>
           <w:szCs w:val="16"/>
-          <w:lang w:val="ru-UA"/>
         </w:rPr>
       </w:pPr>
     </w:p>
@@ -1402,7 +1286,6 @@
           <w:rFonts w:ascii="TimesNewRomanPSMT" w:hAnsi="TimesNewRomanPSMT" w:cs="TimesNewRomanPSMT"/>
           <w:sz w:val="16"/>
           <w:szCs w:val="16"/>
-          <w:lang w:val="ru-UA"/>
         </w:rPr>
       </w:pPr>
     </w:p>
@@ -1417,7 +1300,6 @@
           <w:rFonts w:ascii="TimesNewRomanPSMT" w:hAnsi="TimesNewRomanPSMT" w:cs="TimesNewRomanPSMT"/>
           <w:sz w:val="16"/>
           <w:szCs w:val="16"/>
-          <w:lang w:val="ru-UA"/>
         </w:rPr>
       </w:pPr>
     </w:p>
@@ -1432,7 +1314,6 @@
           <w:rFonts w:ascii="TimesNewRomanPSMT" w:hAnsi="TimesNewRomanPSMT" w:cs="TimesNewRomanPSMT"/>
           <w:sz w:val="16"/>
           <w:szCs w:val="16"/>
-          <w:lang w:val="ru-UA"/>
         </w:rPr>
       </w:pPr>
     </w:p>
@@ -1447,7 +1328,6 @@
           <w:rFonts w:ascii="TimesNewRomanPSMT" w:hAnsi="TimesNewRomanPSMT" w:cs="TimesNewRomanPSMT"/>
           <w:sz w:val="16"/>
           <w:szCs w:val="16"/>
-          <w:lang w:val="ru-UA"/>
         </w:rPr>
       </w:pPr>
     </w:p>
@@ -1462,7 +1342,6 @@
           <w:rFonts w:ascii="TimesNewRomanPSMT" w:hAnsi="TimesNewRomanPSMT" w:cs="TimesNewRomanPSMT"/>
           <w:sz w:val="16"/>
           <w:szCs w:val="16"/>
-          <w:lang w:val="ru-UA"/>
         </w:rPr>
       </w:pPr>
     </w:p>
@@ -1477,7 +1356,6 @@
           <w:rFonts w:ascii="TimesNewRomanPSMT" w:hAnsi="TimesNewRomanPSMT" w:cs="TimesNewRomanPSMT"/>
           <w:sz w:val="16"/>
           <w:szCs w:val="16"/>
-          <w:lang w:val="ru-UA"/>
         </w:rPr>
       </w:pPr>
     </w:p>
@@ -1492,7 +1370,6 @@
           <w:rFonts w:ascii="TimesNewRomanPSMT" w:hAnsi="TimesNewRomanPSMT" w:cs="TimesNewRomanPSMT"/>
           <w:sz w:val="16"/>
           <w:szCs w:val="16"/>
-          <w:lang w:val="ru-UA"/>
         </w:rPr>
       </w:pPr>
     </w:p>
@@ -1507,7 +1384,6 @@
           <w:rFonts w:ascii="TimesNewRomanPSMT" w:hAnsi="TimesNewRomanPSMT" w:cs="TimesNewRomanPSMT"/>
           <w:sz w:val="16"/>
           <w:szCs w:val="16"/>
-          <w:lang w:val="ru-UA"/>
         </w:rPr>
       </w:pPr>
     </w:p>
@@ -1522,7 +1398,6 @@
           <w:rFonts w:ascii="TimesNewRomanPSMT" w:hAnsi="TimesNewRomanPSMT" w:cs="TimesNewRomanPSMT"/>
           <w:sz w:val="16"/>
           <w:szCs w:val="16"/>
-          <w:lang w:val="ru-UA"/>
         </w:rPr>
       </w:pPr>
     </w:p>
@@ -1537,7 +1412,6 @@
           <w:rFonts w:ascii="TimesNewRomanPSMT" w:hAnsi="TimesNewRomanPSMT" w:cs="TimesNewRomanPSMT"/>
           <w:sz w:val="16"/>
           <w:szCs w:val="16"/>
-          <w:lang w:val="ru-UA"/>
         </w:rPr>
       </w:pPr>
     </w:p>
@@ -1552,7 +1426,6 @@
           <w:rFonts w:ascii="TimesNewRomanPSMT" w:hAnsi="TimesNewRomanPSMT" w:cs="TimesNewRomanPSMT"/>
           <w:sz w:val="16"/>
           <w:szCs w:val="16"/>
-          <w:lang w:val="ru-UA"/>
         </w:rPr>
       </w:pPr>
     </w:p>
@@ -1567,7 +1440,6 @@
           <w:rFonts w:ascii="TimesNewRomanPSMT" w:hAnsi="TimesNewRomanPSMT" w:cs="TimesNewRomanPSMT"/>
           <w:sz w:val="16"/>
           <w:szCs w:val="16"/>
-          <w:lang w:val="ru-UA"/>
         </w:rPr>
       </w:pPr>
     </w:p>
@@ -1582,7 +1454,6 @@
           <w:rFonts w:ascii="TimesNewRomanPSMT" w:hAnsi="TimesNewRomanPSMT" w:cs="TimesNewRomanPSMT"/>
           <w:sz w:val="16"/>
           <w:szCs w:val="16"/>
-          <w:lang w:val="ru-UA"/>
         </w:rPr>
       </w:pPr>
     </w:p>
@@ -1597,7 +1468,6 @@
           <w:rFonts w:ascii="TimesNewRomanPSMT" w:hAnsi="TimesNewRomanPSMT" w:cs="TimesNewRomanPSMT"/>
           <w:sz w:val="16"/>
           <w:szCs w:val="16"/>
-          <w:lang w:val="ru-UA"/>
         </w:rPr>
       </w:pPr>
     </w:p>
@@ -1612,7 +1482,6 @@
           <w:rFonts w:ascii="TimesNewRomanPSMT" w:hAnsi="TimesNewRomanPSMT" w:cs="TimesNewRomanPSMT"/>
           <w:sz w:val="16"/>
           <w:szCs w:val="16"/>
-          <w:lang w:val="ru-UA"/>
         </w:rPr>
       </w:pPr>
     </w:p>
@@ -1627,7 +1496,6 @@
           <w:rFonts w:ascii="TimesNewRomanPSMT" w:hAnsi="TimesNewRomanPSMT" w:cs="TimesNewRomanPSMT"/>
           <w:sz w:val="16"/>
           <w:szCs w:val="16"/>
-          <w:lang w:val="ru-UA"/>
         </w:rPr>
       </w:pPr>
     </w:p>
@@ -1642,7 +1510,6 @@
           <w:rFonts w:ascii="TimesNewRomanPSMT" w:hAnsi="TimesNewRomanPSMT" w:cs="TimesNewRomanPSMT"/>
           <w:sz w:val="16"/>
           <w:szCs w:val="16"/>
-          <w:lang w:val="ru-UA"/>
         </w:rPr>
       </w:pPr>
     </w:p>
@@ -1657,7 +1524,6 @@
           <w:rFonts w:ascii="TimesNewRomanPSMT" w:hAnsi="TimesNewRomanPSMT" w:cs="TimesNewRomanPSMT"/>
           <w:sz w:val="16"/>
           <w:szCs w:val="16"/>
-          <w:lang w:val="ru-UA"/>
         </w:rPr>
       </w:pPr>
     </w:p>
@@ -1672,7 +1538,6 @@
           <w:rFonts w:ascii="TimesNewRomanPSMT" w:hAnsi="TimesNewRomanPSMT" w:cs="TimesNewRomanPSMT"/>
           <w:sz w:val="16"/>
           <w:szCs w:val="16"/>
-          <w:lang w:val="ru-UA"/>
         </w:rPr>
       </w:pPr>
     </w:p>
@@ -1692,7 +1557,6 @@
           <w:rFonts w:ascii="TimesNewRomanPSMT" w:hAnsi="TimesNewRomanPSMT" w:cs="TimesNewRomanPSMT"/>
           <w:sz w:val="24"/>
           <w:szCs w:val="24"/>
-          <w:lang w:val="ru-UA"/>
         </w:rPr>
         <w:t>Київ</w:t>
       </w:r>
@@ -1702,7 +1566,6 @@
           <w:rFonts w:ascii="TimesNewRomanPSMT" w:hAnsi="TimesNewRomanPSMT" w:cs="TimesNewRomanPSMT"/>
           <w:sz w:val="24"/>
           <w:szCs w:val="24"/>
-          <w:lang w:val="ru-UA"/>
         </w:rPr>
         <w:t xml:space="preserve"> 202</w:t>
       </w:r>
@@ -1729,7 +1592,6 @@
           <w:bCs/>
           <w:sz w:val="24"/>
           <w:szCs w:val="24"/>
-          <w:lang w:val="ru-UA"/>
         </w:rPr>
       </w:pPr>
       <w:proofErr w:type="spellStart"/>
@@ -1740,7 +1602,6 @@
           <w:bCs/>
           <w:sz w:val="24"/>
           <w:szCs w:val="24"/>
-          <w:lang w:val="ru-UA"/>
         </w:rPr>
         <w:lastRenderedPageBreak/>
         <w:t>Лабораторна</w:t>
@@ -1753,7 +1614,6 @@
           <w:bCs/>
           <w:sz w:val="24"/>
           <w:szCs w:val="24"/>
-          <w:lang w:val="ru-UA"/>
         </w:rPr>
         <w:t xml:space="preserve"> робота 1</w:t>
       </w:r>
@@ -1771,7 +1631,6 @@
           <w:bCs/>
           <w:sz w:val="24"/>
           <w:szCs w:val="24"/>
-          <w:lang w:val="ru-UA"/>
         </w:rPr>
       </w:pPr>
       <w:proofErr w:type="spellStart"/>
@@ -1782,7 +1641,6 @@
           <w:bCs/>
           <w:sz w:val="24"/>
           <w:szCs w:val="24"/>
-          <w:lang w:val="ru-UA"/>
         </w:rPr>
         <w:t>Дослідження</w:t>
       </w:r>
@@ -1794,7 +1652,6 @@
           <w:bCs/>
           <w:sz w:val="24"/>
           <w:szCs w:val="24"/>
-          <w:lang w:val="ru-UA"/>
         </w:rPr>
         <w:t xml:space="preserve"> </w:t>
       </w:r>
@@ -1806,7 +1663,6 @@
           <w:bCs/>
           <w:sz w:val="24"/>
           <w:szCs w:val="24"/>
-          <w:lang w:val="ru-UA"/>
         </w:rPr>
         <w:t>лінійних</w:t>
       </w:r>
@@ -1818,7 +1674,6 @@
           <w:bCs/>
           <w:sz w:val="24"/>
           <w:szCs w:val="24"/>
-          <w:lang w:val="ru-UA"/>
         </w:rPr>
         <w:t xml:space="preserve"> </w:t>
       </w:r>
@@ -1830,7 +1685,6 @@
           <w:bCs/>
           <w:sz w:val="24"/>
           <w:szCs w:val="24"/>
-          <w:lang w:val="ru-UA"/>
         </w:rPr>
         <w:t>алгоритмів</w:t>
       </w:r>
@@ -1849,7 +1703,6 @@
           <w:bCs/>
           <w:sz w:val="24"/>
           <w:szCs w:val="24"/>
-          <w:lang w:val="ru-UA"/>
         </w:rPr>
       </w:pPr>
     </w:p>
@@ -1864,7 +1717,6 @@
           <w:rFonts w:ascii="TimesNewRomanPSMT" w:hAnsi="TimesNewRomanPSMT" w:cs="TimesNewRomanPSMT"/>
           <w:sz w:val="24"/>
           <w:szCs w:val="24"/>
-          <w:lang w:val="ru-UA"/>
         </w:rPr>
       </w:pPr>
       <w:r>
@@ -1874,7 +1726,6 @@
           <w:bCs/>
           <w:sz w:val="24"/>
           <w:szCs w:val="24"/>
-          <w:lang w:val="ru-UA"/>
         </w:rPr>
         <w:t xml:space="preserve">Мета </w:t>
       </w:r>
@@ -1883,7 +1734,6 @@
           <w:rFonts w:ascii="TimesNewRomanPSMT" w:hAnsi="TimesNewRomanPSMT" w:cs="TimesNewRomanPSMT"/>
           <w:sz w:val="24"/>
           <w:szCs w:val="24"/>
-          <w:lang w:val="ru-UA"/>
         </w:rPr>
         <w:t xml:space="preserve">– </w:t>
       </w:r>
@@ -1893,7 +1743,6 @@
           <w:rFonts w:ascii="TimesNewRomanPSMT" w:hAnsi="TimesNewRomanPSMT" w:cs="TimesNewRomanPSMT"/>
           <w:sz w:val="24"/>
           <w:szCs w:val="24"/>
-          <w:lang w:val="ru-UA"/>
         </w:rPr>
         <w:t>дослідити</w:t>
       </w:r>
@@ -1903,7 +1752,6 @@
           <w:rFonts w:ascii="TimesNewRomanPSMT" w:hAnsi="TimesNewRomanPSMT" w:cs="TimesNewRomanPSMT"/>
           <w:sz w:val="24"/>
           <w:szCs w:val="24"/>
-          <w:lang w:val="ru-UA"/>
         </w:rPr>
         <w:t xml:space="preserve"> </w:t>
       </w:r>
@@ -1913,7 +1761,6 @@
           <w:rFonts w:ascii="TimesNewRomanPSMT" w:hAnsi="TimesNewRomanPSMT" w:cs="TimesNewRomanPSMT"/>
           <w:sz w:val="24"/>
           <w:szCs w:val="24"/>
-          <w:lang w:val="ru-UA"/>
         </w:rPr>
         <w:t>лінійні</w:t>
       </w:r>
@@ -1923,7 +1770,6 @@
           <w:rFonts w:ascii="TimesNewRomanPSMT" w:hAnsi="TimesNewRomanPSMT" w:cs="TimesNewRomanPSMT"/>
           <w:sz w:val="24"/>
           <w:szCs w:val="24"/>
-          <w:lang w:val="ru-UA"/>
         </w:rPr>
         <w:t xml:space="preserve"> </w:t>
       </w:r>
@@ -1933,7 +1779,6 @@
           <w:rFonts w:ascii="TimesNewRomanPSMT" w:hAnsi="TimesNewRomanPSMT" w:cs="TimesNewRomanPSMT"/>
           <w:sz w:val="24"/>
           <w:szCs w:val="24"/>
-          <w:lang w:val="ru-UA"/>
         </w:rPr>
         <w:t>програмні</w:t>
       </w:r>
@@ -1943,7 +1788,6 @@
           <w:rFonts w:ascii="TimesNewRomanPSMT" w:hAnsi="TimesNewRomanPSMT" w:cs="TimesNewRomanPSMT"/>
           <w:sz w:val="24"/>
           <w:szCs w:val="24"/>
-          <w:lang w:val="ru-UA"/>
         </w:rPr>
         <w:t xml:space="preserve"> </w:t>
       </w:r>
@@ -1953,7 +1797,6 @@
           <w:rFonts w:ascii="TimesNewRomanPSMT" w:hAnsi="TimesNewRomanPSMT" w:cs="TimesNewRomanPSMT"/>
           <w:sz w:val="24"/>
           <w:szCs w:val="24"/>
-          <w:lang w:val="ru-UA"/>
         </w:rPr>
         <w:t>специфікації</w:t>
       </w:r>
@@ -1963,7 +1806,6 @@
           <w:rFonts w:ascii="TimesNewRomanPSMT" w:hAnsi="TimesNewRomanPSMT" w:cs="TimesNewRomanPSMT"/>
           <w:sz w:val="24"/>
           <w:szCs w:val="24"/>
-          <w:lang w:val="ru-UA"/>
         </w:rPr>
         <w:t xml:space="preserve"> для </w:t>
       </w:r>
@@ -1973,7 +1815,6 @@
           <w:rFonts w:ascii="TimesNewRomanPSMT" w:hAnsi="TimesNewRomanPSMT" w:cs="TimesNewRomanPSMT"/>
           <w:sz w:val="24"/>
           <w:szCs w:val="24"/>
-          <w:lang w:val="ru-UA"/>
         </w:rPr>
         <w:t>подання</w:t>
       </w:r>
@@ -1983,7 +1824,6 @@
           <w:rFonts w:ascii="TimesNewRomanPSMT" w:hAnsi="TimesNewRomanPSMT" w:cs="TimesNewRomanPSMT"/>
           <w:sz w:val="24"/>
           <w:szCs w:val="24"/>
-          <w:lang w:val="ru-UA"/>
         </w:rPr>
         <w:t xml:space="preserve"> </w:t>
       </w:r>
@@ -1993,7 +1833,6 @@
           <w:rFonts w:ascii="TimesNewRomanPSMT" w:hAnsi="TimesNewRomanPSMT" w:cs="TimesNewRomanPSMT"/>
           <w:sz w:val="24"/>
           <w:szCs w:val="24"/>
-          <w:lang w:val="ru-UA"/>
         </w:rPr>
         <w:t>перетворювальних</w:t>
       </w:r>
@@ -2013,7 +1852,6 @@
           <w:rFonts w:ascii="TimesNewRomanPSMT" w:hAnsi="TimesNewRomanPSMT" w:cs="TimesNewRomanPSMT"/>
           <w:sz w:val="24"/>
           <w:szCs w:val="24"/>
-          <w:lang w:val="ru-UA"/>
         </w:rPr>
         <w:t>операторів</w:t>
       </w:r>
@@ -2023,7 +1861,6 @@
           <w:rFonts w:ascii="TimesNewRomanPSMT" w:hAnsi="TimesNewRomanPSMT" w:cs="TimesNewRomanPSMT"/>
           <w:sz w:val="24"/>
           <w:szCs w:val="24"/>
-          <w:lang w:val="ru-UA"/>
         </w:rPr>
         <w:t xml:space="preserve"> та </w:t>
       </w:r>
@@ -2033,7 +1870,6 @@
           <w:rFonts w:ascii="TimesNewRomanPSMT" w:hAnsi="TimesNewRomanPSMT" w:cs="TimesNewRomanPSMT"/>
           <w:sz w:val="24"/>
           <w:szCs w:val="24"/>
-          <w:lang w:val="ru-UA"/>
         </w:rPr>
         <w:t>операторів</w:t>
       </w:r>
@@ -2043,7 +1879,6 @@
           <w:rFonts w:ascii="TimesNewRomanPSMT" w:hAnsi="TimesNewRomanPSMT" w:cs="TimesNewRomanPSMT"/>
           <w:sz w:val="24"/>
           <w:szCs w:val="24"/>
-          <w:lang w:val="ru-UA"/>
         </w:rPr>
         <w:t xml:space="preserve"> </w:t>
       </w:r>
@@ -2053,7 +1888,6 @@
           <w:rFonts w:ascii="TimesNewRomanPSMT" w:hAnsi="TimesNewRomanPSMT" w:cs="TimesNewRomanPSMT"/>
           <w:sz w:val="24"/>
           <w:szCs w:val="24"/>
-          <w:lang w:val="ru-UA"/>
         </w:rPr>
         <w:t>суперпозиції</w:t>
       </w:r>
@@ -2063,7 +1897,6 @@
           <w:rFonts w:ascii="TimesNewRomanPSMT" w:hAnsi="TimesNewRomanPSMT" w:cs="TimesNewRomanPSMT"/>
           <w:sz w:val="24"/>
           <w:szCs w:val="24"/>
-          <w:lang w:val="ru-UA"/>
         </w:rPr>
         <w:t xml:space="preserve">, набути </w:t>
       </w:r>
@@ -2073,7 +1906,6 @@
           <w:rFonts w:ascii="TimesNewRomanPSMT" w:hAnsi="TimesNewRomanPSMT" w:cs="TimesNewRomanPSMT"/>
           <w:sz w:val="24"/>
           <w:szCs w:val="24"/>
-          <w:lang w:val="ru-UA"/>
         </w:rPr>
         <w:t>практичних</w:t>
       </w:r>
@@ -2083,7 +1915,6 @@
           <w:rFonts w:ascii="TimesNewRomanPSMT" w:hAnsi="TimesNewRomanPSMT" w:cs="TimesNewRomanPSMT"/>
           <w:sz w:val="24"/>
           <w:szCs w:val="24"/>
-          <w:lang w:val="ru-UA"/>
         </w:rPr>
         <w:t xml:space="preserve"> </w:t>
       </w:r>
@@ -2093,7 +1924,6 @@
           <w:rFonts w:ascii="TimesNewRomanPSMT" w:hAnsi="TimesNewRomanPSMT" w:cs="TimesNewRomanPSMT"/>
           <w:sz w:val="24"/>
           <w:szCs w:val="24"/>
-          <w:lang w:val="ru-UA"/>
         </w:rPr>
         <w:t>навичок</w:t>
       </w:r>
@@ -2103,7 +1933,6 @@
           <w:rFonts w:ascii="TimesNewRomanPSMT" w:hAnsi="TimesNewRomanPSMT" w:cs="TimesNewRomanPSMT"/>
           <w:sz w:val="24"/>
           <w:szCs w:val="24"/>
-          <w:lang w:val="ru-UA"/>
         </w:rPr>
         <w:t xml:space="preserve"> </w:t>
       </w:r>
@@ -2113,7 +1942,6 @@
           <w:rFonts w:ascii="TimesNewRomanPSMT" w:hAnsi="TimesNewRomanPSMT" w:cs="TimesNewRomanPSMT"/>
           <w:sz w:val="24"/>
           <w:szCs w:val="24"/>
-          <w:lang w:val="ru-UA"/>
         </w:rPr>
         <w:t>їх</w:t>
       </w:r>
@@ -2123,7 +1951,6 @@
           <w:rFonts w:ascii="TimesNewRomanPSMT" w:hAnsi="TimesNewRomanPSMT" w:cs="TimesNewRomanPSMT"/>
           <w:sz w:val="24"/>
           <w:szCs w:val="24"/>
-          <w:lang w:val="ru-UA"/>
         </w:rPr>
         <w:t xml:space="preserve"> </w:t>
       </w:r>
@@ -2133,7 +1960,6 @@
           <w:rFonts w:ascii="TimesNewRomanPSMT" w:hAnsi="TimesNewRomanPSMT" w:cs="TimesNewRomanPSMT"/>
           <w:sz w:val="24"/>
           <w:szCs w:val="24"/>
-          <w:lang w:val="ru-UA"/>
         </w:rPr>
         <w:t>використання</w:t>
       </w:r>
@@ -2143,7 +1969,6 @@
           <w:rFonts w:ascii="TimesNewRomanPSMT" w:hAnsi="TimesNewRomanPSMT" w:cs="TimesNewRomanPSMT"/>
           <w:sz w:val="24"/>
           <w:szCs w:val="24"/>
-          <w:lang w:val="ru-UA"/>
         </w:rPr>
         <w:t xml:space="preserve"> </w:t>
       </w:r>
@@ -2153,7 +1978,6 @@
           <w:rFonts w:ascii="TimesNewRomanPSMT" w:hAnsi="TimesNewRomanPSMT" w:cs="TimesNewRomanPSMT"/>
           <w:sz w:val="24"/>
           <w:szCs w:val="24"/>
-          <w:lang w:val="ru-UA"/>
         </w:rPr>
         <w:t>під</w:t>
       </w:r>
@@ -2172,7 +1996,6 @@
           <w:rFonts w:ascii="TimesNewRomanPSMT" w:hAnsi="TimesNewRomanPSMT" w:cs="TimesNewRomanPSMT"/>
           <w:sz w:val="24"/>
           <w:szCs w:val="24"/>
-          <w:lang w:val="ru-UA"/>
         </w:rPr>
         <w:t xml:space="preserve">час </w:t>
       </w:r>
@@ -2182,7 +2005,6 @@
           <w:rFonts w:ascii="TimesNewRomanPSMT" w:hAnsi="TimesNewRomanPSMT" w:cs="TimesNewRomanPSMT"/>
           <w:sz w:val="24"/>
           <w:szCs w:val="24"/>
-          <w:lang w:val="ru-UA"/>
         </w:rPr>
         <w:t>складання</w:t>
       </w:r>
@@ -2192,7 +2014,6 @@
           <w:rFonts w:ascii="TimesNewRomanPSMT" w:hAnsi="TimesNewRomanPSMT" w:cs="TimesNewRomanPSMT"/>
           <w:sz w:val="24"/>
           <w:szCs w:val="24"/>
-          <w:lang w:val="ru-UA"/>
         </w:rPr>
         <w:t xml:space="preserve"> </w:t>
       </w:r>
@@ -2202,7 +2023,6 @@
           <w:rFonts w:ascii="TimesNewRomanPSMT" w:hAnsi="TimesNewRomanPSMT" w:cs="TimesNewRomanPSMT"/>
           <w:sz w:val="24"/>
           <w:szCs w:val="24"/>
-          <w:lang w:val="ru-UA"/>
         </w:rPr>
         <w:t>лінійних</w:t>
       </w:r>
@@ -2212,7 +2032,6 @@
           <w:rFonts w:ascii="TimesNewRomanPSMT" w:hAnsi="TimesNewRomanPSMT" w:cs="TimesNewRomanPSMT"/>
           <w:sz w:val="24"/>
           <w:szCs w:val="24"/>
-          <w:lang w:val="ru-UA"/>
         </w:rPr>
         <w:t xml:space="preserve"> </w:t>
       </w:r>
@@ -2222,7 +2041,6 @@
           <w:rFonts w:ascii="TimesNewRomanPSMT" w:hAnsi="TimesNewRomanPSMT" w:cs="TimesNewRomanPSMT"/>
           <w:sz w:val="24"/>
           <w:szCs w:val="24"/>
-          <w:lang w:val="ru-UA"/>
         </w:rPr>
         <w:t>програмних</w:t>
       </w:r>
@@ -2232,7 +2050,6 @@
           <w:rFonts w:ascii="TimesNewRomanPSMT" w:hAnsi="TimesNewRomanPSMT" w:cs="TimesNewRomanPSMT"/>
           <w:sz w:val="24"/>
           <w:szCs w:val="24"/>
-          <w:lang w:val="ru-UA"/>
         </w:rPr>
         <w:t xml:space="preserve"> </w:t>
       </w:r>
@@ -2242,7 +2059,6 @@
           <w:rFonts w:ascii="TimesNewRomanPSMT" w:hAnsi="TimesNewRomanPSMT" w:cs="TimesNewRomanPSMT"/>
           <w:sz w:val="24"/>
           <w:szCs w:val="24"/>
-          <w:lang w:val="ru-UA"/>
         </w:rPr>
         <w:t>специфікацій</w:t>
       </w:r>
@@ -2252,7 +2068,6 @@
           <w:rFonts w:ascii="TimesNewRomanPSMT" w:hAnsi="TimesNewRomanPSMT" w:cs="TimesNewRomanPSMT"/>
           <w:sz w:val="24"/>
           <w:szCs w:val="24"/>
-          <w:lang w:val="ru-UA"/>
         </w:rPr>
         <w:t>.</w:t>
       </w:r>
@@ -2268,7 +2083,6 @@
           <w:rFonts w:ascii="TimesNewRomanPSMT" w:hAnsi="TimesNewRomanPSMT" w:cs="TimesNewRomanPSMT"/>
           <w:sz w:val="24"/>
           <w:szCs w:val="24"/>
-          <w:lang w:val="ru-UA"/>
         </w:rPr>
       </w:pPr>
     </w:p>
@@ -2327,7 +2141,6 @@
           <w:rFonts w:ascii="TimesNewRomanPSMT" w:hAnsi="TimesNewRomanPSMT" w:cs="TimesNewRomanPSMT"/>
           <w:sz w:val="24"/>
           <w:szCs w:val="24"/>
-          <w:lang w:val="ru-UA"/>
         </w:rPr>
       </w:pPr>
       <w:r>
@@ -2355,7 +2168,6 @@
           <w:rFonts w:ascii="TimesNewRomanPSMT" w:hAnsi="TimesNewRomanPSMT" w:cs="TimesNewRomanPSMT"/>
           <w:sz w:val="24"/>
           <w:szCs w:val="24"/>
-          <w:lang w:val="ru-UA"/>
         </w:rPr>
         <w:t xml:space="preserve">Задано </w:t>
       </w:r>
@@ -2365,7 +2177,6 @@
           <w:rFonts w:ascii="TimesNewRomanPSMT" w:hAnsi="TimesNewRomanPSMT" w:cs="TimesNewRomanPSMT"/>
           <w:sz w:val="24"/>
           <w:szCs w:val="24"/>
-          <w:lang w:val="ru-UA"/>
         </w:rPr>
         <w:t>сторони</w:t>
       </w:r>
@@ -2375,7 +2186,6 @@
           <w:rFonts w:ascii="TimesNewRomanPSMT" w:hAnsi="TimesNewRomanPSMT" w:cs="TimesNewRomanPSMT"/>
           <w:sz w:val="24"/>
           <w:szCs w:val="24"/>
-          <w:lang w:val="ru-UA"/>
         </w:rPr>
         <w:t xml:space="preserve"> </w:t>
       </w:r>
@@ -2385,7 +2195,6 @@
           <w:rFonts w:ascii="TimesNewRomanPSMT" w:hAnsi="TimesNewRomanPSMT" w:cs="TimesNewRomanPSMT"/>
           <w:sz w:val="24"/>
           <w:szCs w:val="24"/>
-          <w:lang w:val="ru-UA"/>
         </w:rPr>
         <w:t>прямокутника</w:t>
       </w:r>
@@ -2395,7 +2204,6 @@
           <w:rFonts w:ascii="TimesNewRomanPSMT" w:hAnsi="TimesNewRomanPSMT" w:cs="TimesNewRomanPSMT"/>
           <w:sz w:val="24"/>
           <w:szCs w:val="24"/>
-          <w:lang w:val="ru-UA"/>
         </w:rPr>
         <w:t xml:space="preserve">. </w:t>
       </w:r>
@@ -2405,7 +2213,6 @@
           <w:rFonts w:ascii="TimesNewRomanPSMT" w:hAnsi="TimesNewRomanPSMT" w:cs="TimesNewRomanPSMT"/>
           <w:sz w:val="24"/>
           <w:szCs w:val="24"/>
-          <w:lang w:val="ru-UA"/>
         </w:rPr>
         <w:t>Знайти</w:t>
       </w:r>
@@ -2415,7 +2222,6 @@
           <w:rFonts w:ascii="TimesNewRomanPSMT" w:hAnsi="TimesNewRomanPSMT" w:cs="TimesNewRomanPSMT"/>
           <w:sz w:val="24"/>
           <w:szCs w:val="24"/>
-          <w:lang w:val="ru-UA"/>
         </w:rPr>
         <w:t xml:space="preserve"> </w:t>
       </w:r>
@@ -2425,7 +2231,6 @@
           <w:rFonts w:ascii="TimesNewRomanPSMT" w:hAnsi="TimesNewRomanPSMT" w:cs="TimesNewRomanPSMT"/>
           <w:sz w:val="24"/>
           <w:szCs w:val="24"/>
-          <w:lang w:val="ru-UA"/>
         </w:rPr>
         <w:t>його</w:t>
       </w:r>
@@ -2435,7 +2240,6 @@
           <w:rFonts w:ascii="TimesNewRomanPSMT" w:hAnsi="TimesNewRomanPSMT" w:cs="TimesNewRomanPSMT"/>
           <w:sz w:val="24"/>
           <w:szCs w:val="24"/>
-          <w:lang w:val="ru-UA"/>
         </w:rPr>
         <w:t xml:space="preserve"> периметр</w:t>
       </w:r>
@@ -2453,7 +2257,6 @@
           <w:rFonts w:ascii="TimesNewRomanPSMT" w:hAnsi="TimesNewRomanPSMT" w:cs="TimesNewRomanPSMT"/>
           <w:sz w:val="24"/>
           <w:szCs w:val="24"/>
-          <w:lang w:val="ru-UA"/>
         </w:rPr>
         <w:t xml:space="preserve"> і </w:t>
       </w:r>
@@ -2463,7 +2266,6 @@
           <w:rFonts w:ascii="TimesNewRomanPSMT" w:hAnsi="TimesNewRomanPSMT" w:cs="TimesNewRomanPSMT"/>
           <w:sz w:val="24"/>
           <w:szCs w:val="24"/>
-          <w:lang w:val="ru-UA"/>
         </w:rPr>
         <w:t>довжину</w:t>
       </w:r>
@@ -2473,7 +2275,6 @@
           <w:rFonts w:ascii="TimesNewRomanPSMT" w:hAnsi="TimesNewRomanPSMT" w:cs="TimesNewRomanPSMT"/>
           <w:sz w:val="24"/>
           <w:szCs w:val="24"/>
-          <w:lang w:val="ru-UA"/>
         </w:rPr>
         <w:t xml:space="preserve"> </w:t>
       </w:r>
@@ -2483,7 +2284,6 @@
           <w:rFonts w:ascii="TimesNewRomanPSMT" w:hAnsi="TimesNewRomanPSMT" w:cs="TimesNewRomanPSMT"/>
           <w:sz w:val="24"/>
           <w:szCs w:val="24"/>
-          <w:lang w:val="ru-UA"/>
         </w:rPr>
         <w:t>діагоналі</w:t>
       </w:r>
@@ -2502,7 +2302,6 @@
           <w:rFonts w:ascii="TimesNewRomanPSMT" w:hAnsi="TimesNewRomanPSMT" w:cs="TimesNewRomanPSMT"/>
           <w:sz w:val="24"/>
           <w:szCs w:val="24"/>
-          <w:lang w:val="ru-UA"/>
         </w:rPr>
         <w:t>.</w:t>
       </w:r>
@@ -2517,7 +2316,19 @@
           <w:rFonts w:ascii="TimesNewRomanPSMT" w:hAnsi="TimesNewRomanPSMT" w:cs="TimesNewRomanPSMT"/>
           <w:sz w:val="24"/>
           <w:szCs w:val="24"/>
-          <w:lang w:val="uk-UA"/>
+        </w:rPr>
+      </w:pPr>
+    </w:p>
+    <w:p>
+      <w:pPr>
+        <w:autoSpaceDE w:val="0"/>
+        <w:autoSpaceDN w:val="0"/>
+        <w:adjustRightInd w:val="0"/>
+        <w:spacing w:after="0" w:line="240" w:lineRule="auto"/>
+        <w:rPr>
+          <w:rFonts w:ascii="TimesNewRomanPSMT" w:hAnsi="TimesNewRomanPSMT" w:cs="TimesNewRomanPSMT"/>
+          <w:sz w:val="24"/>
+          <w:szCs w:val="24"/>
         </w:rPr>
       </w:pPr>
       <w:r>
@@ -2527,6 +2338,929 @@
           <w:iCs/>
           <w:sz w:val="24"/>
           <w:szCs w:val="24"/>
+          <w:lang w:val="ru-RU"/>
+        </w:rPr>
+        <w:t xml:space="preserve">Постановка </w:t>
+      </w:r>
+      <w:r>
+        <w:rPr>
+          <w:rFonts w:ascii="TimesNewRomanPSMT" w:hAnsi="TimesNewRomanPSMT" w:cs="TimesNewRomanPSMT"/>
+          <w:i/>
+          <w:iCs/>
+          <w:sz w:val="24"/>
+          <w:szCs w:val="24"/>
+          <w:lang w:val="uk-UA"/>
+        </w:rPr>
+        <w:t>задачі.</w:t>
+      </w:r>
+      <w:r>
+        <w:rPr>
+          <w:rFonts w:ascii="TimesNewRomanPSMT" w:hAnsi="TimesNewRomanPSMT" w:cs="TimesNewRomanPSMT"/>
+          <w:i/>
+          <w:iCs/>
+          <w:sz w:val="24"/>
+          <w:szCs w:val="24"/>
+          <w:lang w:val="uk-UA"/>
+        </w:rPr>
+        <w:t xml:space="preserve"> </w:t>
+      </w:r>
+      <w:r>
+        <w:rPr>
+          <w:rFonts w:ascii="TimesNewRomanPSMT" w:hAnsi="TimesNewRomanPSMT" w:cs="TimesNewRomanPSMT"/>
+          <w:sz w:val="24"/>
+          <w:szCs w:val="24"/>
+          <w:lang w:val="uk-UA"/>
+        </w:rPr>
+        <w:t xml:space="preserve">Нам </w:t>
+      </w:r>
+      <w:r>
+        <w:rPr>
+          <w:rFonts w:ascii="TimesNewRomanPSMT" w:hAnsi="TimesNewRomanPSMT" w:cs="TimesNewRomanPSMT"/>
+          <w:sz w:val="24"/>
+          <w:szCs w:val="24"/>
+          <w:lang w:val="uk-UA"/>
+        </w:rPr>
+        <w:t>задані</w:t>
+      </w:r>
+      <w:r>
+        <w:rPr>
+          <w:rFonts w:ascii="TimesNewRomanPSMT" w:hAnsi="TimesNewRomanPSMT" w:cs="TimesNewRomanPSMT"/>
+          <w:sz w:val="24"/>
+          <w:szCs w:val="24"/>
+          <w:lang w:val="uk-UA"/>
+        </w:rPr>
+        <w:t xml:space="preserve"> сторон</w:t>
+      </w:r>
+      <w:r>
+        <w:rPr>
+          <w:rFonts w:ascii="TimesNewRomanPSMT" w:hAnsi="TimesNewRomanPSMT" w:cs="TimesNewRomanPSMT"/>
+          <w:sz w:val="24"/>
+          <w:szCs w:val="24"/>
+          <w:lang w:val="uk-UA"/>
+        </w:rPr>
+        <w:t>и</w:t>
+      </w:r>
+      <w:r>
+        <w:rPr>
+          <w:rFonts w:ascii="TimesNewRomanPSMT" w:hAnsi="TimesNewRomanPSMT" w:cs="TimesNewRomanPSMT"/>
+          <w:sz w:val="24"/>
+          <w:szCs w:val="24"/>
+          <w:lang w:val="uk-UA"/>
+        </w:rPr>
+        <w:t xml:space="preserve"> А та Б. За даними задачі мі повинні знайти периметр за формулою: (А + Б)*2, після цього мі повинні знайти довжину діагоналі прямокутника за формулою: </w:t>
+      </w:r>
+      <w:r>
+        <w:rPr>
+          <w:rFonts w:ascii="Calibri" w:hAnsi="Calibri" w:cs="Calibri"/>
+          <w:sz w:val="24"/>
+          <w:szCs w:val="24"/>
+          <w:lang w:val="uk-UA"/>
+        </w:rPr>
+        <w:t>√</w:t>
+      </w:r>
+      <w:r>
+        <w:rPr>
+          <w:rFonts w:ascii="TimesNewRomanPSMT" w:hAnsi="TimesNewRomanPSMT" w:cs="TimesNewRomanPSMT"/>
+          <w:sz w:val="24"/>
+          <w:szCs w:val="24"/>
+          <w:lang w:val="uk-UA"/>
+        </w:rPr>
+        <w:t>(А</w:t>
+      </w:r>
+      <w:r>
+        <w:rPr>
+          <w:rFonts w:ascii="TimesNewRomanPSMT" w:hAnsi="TimesNewRomanPSMT" w:cs="TimesNewRomanPSMT"/>
+          <w:sz w:val="24"/>
+          <w:szCs w:val="24"/>
+          <w:vertAlign w:val="superscript"/>
+          <w:lang w:val="uk-UA"/>
+        </w:rPr>
+        <w:t>2</w:t>
+      </w:r>
+      <w:r>
+        <w:rPr>
+          <w:rFonts w:ascii="TimesNewRomanPSMT" w:hAnsi="TimesNewRomanPSMT" w:cs="TimesNewRomanPSMT"/>
+          <w:sz w:val="24"/>
+          <w:szCs w:val="24"/>
+          <w:lang w:val="uk-UA"/>
+        </w:rPr>
+        <w:t xml:space="preserve"> + Б</w:t>
+      </w:r>
+      <w:r>
+        <w:rPr>
+          <w:rFonts w:ascii="TimesNewRomanPSMT" w:hAnsi="TimesNewRomanPSMT" w:cs="TimesNewRomanPSMT"/>
+          <w:sz w:val="24"/>
+          <w:szCs w:val="24"/>
+          <w:vertAlign w:val="superscript"/>
+          <w:lang w:val="uk-UA"/>
+        </w:rPr>
+        <w:t>2</w:t>
+      </w:r>
+      <w:r>
+        <w:rPr>
+          <w:rFonts w:ascii="TimesNewRomanPSMT" w:hAnsi="TimesNewRomanPSMT" w:cs="TimesNewRomanPSMT"/>
+          <w:sz w:val="24"/>
+          <w:szCs w:val="24"/>
+          <w:lang w:val="uk-UA"/>
+        </w:rPr>
+        <w:t>).</w:t>
+      </w:r>
+      <w:proofErr w:type="spellStart"/>
+      <w:r>
+        <w:rPr>
+          <w:rFonts w:ascii="TimesNewRomanPSMT" w:hAnsi="TimesNewRomanPSMT" w:cs="TimesNewRomanPSMT"/>
+          <w:sz w:val="24"/>
+          <w:szCs w:val="24"/>
+        </w:rPr>
+        <w:t>Програмні</w:t>
+      </w:r>
+      <w:proofErr w:type="spellEnd"/>
+      <w:r>
+        <w:rPr>
+          <w:rFonts w:ascii="TimesNewRomanPSMT" w:hAnsi="TimesNewRomanPSMT" w:cs="TimesNewRomanPSMT"/>
+          <w:sz w:val="24"/>
+          <w:szCs w:val="24"/>
+        </w:rPr>
+        <w:t xml:space="preserve"> </w:t>
+      </w:r>
+      <w:proofErr w:type="spellStart"/>
+      <w:r>
+        <w:rPr>
+          <w:rFonts w:ascii="TimesNewRomanPSMT" w:hAnsi="TimesNewRomanPSMT" w:cs="TimesNewRomanPSMT"/>
+          <w:sz w:val="24"/>
+          <w:szCs w:val="24"/>
+        </w:rPr>
+        <w:t>специфікації</w:t>
+      </w:r>
+      <w:proofErr w:type="spellEnd"/>
+      <w:r>
+        <w:rPr>
+          <w:rFonts w:ascii="TimesNewRomanPSMT" w:hAnsi="TimesNewRomanPSMT" w:cs="TimesNewRomanPSMT"/>
+          <w:sz w:val="24"/>
+          <w:szCs w:val="24"/>
+        </w:rPr>
+        <w:t xml:space="preserve"> </w:t>
+      </w:r>
+      <w:proofErr w:type="spellStart"/>
+      <w:r>
+        <w:rPr>
+          <w:rFonts w:ascii="TimesNewRomanPSMT" w:hAnsi="TimesNewRomanPSMT" w:cs="TimesNewRomanPSMT"/>
+          <w:sz w:val="24"/>
+          <w:szCs w:val="24"/>
+        </w:rPr>
+        <w:t>запишемо</w:t>
+      </w:r>
+      <w:proofErr w:type="spellEnd"/>
+      <w:r>
+        <w:rPr>
+          <w:rFonts w:ascii="TimesNewRomanPSMT" w:hAnsi="TimesNewRomanPSMT" w:cs="TimesNewRomanPSMT"/>
+          <w:sz w:val="24"/>
+          <w:szCs w:val="24"/>
+        </w:rPr>
+        <w:t xml:space="preserve"> у </w:t>
+      </w:r>
+      <w:proofErr w:type="spellStart"/>
+      <w:r>
+        <w:rPr>
+          <w:rFonts w:ascii="TimesNewRomanPSMT" w:hAnsi="TimesNewRomanPSMT" w:cs="TimesNewRomanPSMT"/>
+          <w:sz w:val="24"/>
+          <w:szCs w:val="24"/>
+        </w:rPr>
+        <w:t>псевдокоді</w:t>
+      </w:r>
+      <w:proofErr w:type="spellEnd"/>
+      <w:r>
+        <w:rPr>
+          <w:rFonts w:ascii="TimesNewRomanPSMT" w:hAnsi="TimesNewRomanPSMT" w:cs="TimesNewRomanPSMT"/>
+          <w:sz w:val="24"/>
+          <w:szCs w:val="24"/>
+        </w:rPr>
+        <w:t xml:space="preserve"> та </w:t>
+      </w:r>
+      <w:proofErr w:type="spellStart"/>
+      <w:r>
+        <w:rPr>
+          <w:rFonts w:ascii="TimesNewRomanPSMT" w:hAnsi="TimesNewRomanPSMT" w:cs="TimesNewRomanPSMT"/>
+          <w:sz w:val="24"/>
+          <w:szCs w:val="24"/>
+        </w:rPr>
+        <w:t>графічній</w:t>
+      </w:r>
+      <w:proofErr w:type="spellEnd"/>
+      <w:r>
+        <w:rPr>
+          <w:rFonts w:ascii="TimesNewRomanPSMT" w:hAnsi="TimesNewRomanPSMT" w:cs="TimesNewRomanPSMT"/>
+          <w:sz w:val="24"/>
+          <w:szCs w:val="24"/>
+        </w:rPr>
+        <w:t xml:space="preserve"> </w:t>
+      </w:r>
+      <w:proofErr w:type="spellStart"/>
+      <w:r>
+        <w:rPr>
+          <w:rFonts w:ascii="TimesNewRomanPSMT" w:hAnsi="TimesNewRomanPSMT" w:cs="TimesNewRomanPSMT"/>
+          <w:sz w:val="24"/>
+          <w:szCs w:val="24"/>
+        </w:rPr>
+        <w:t>формі</w:t>
+      </w:r>
+      <w:proofErr w:type="spellEnd"/>
+      <w:r>
+        <w:rPr>
+          <w:rFonts w:ascii="TimesNewRomanPSMT" w:hAnsi="TimesNewRomanPSMT" w:cs="TimesNewRomanPSMT"/>
+          <w:sz w:val="24"/>
+          <w:szCs w:val="24"/>
+        </w:rPr>
+        <w:t xml:space="preserve"> у </w:t>
+      </w:r>
+      <w:proofErr w:type="spellStart"/>
+      <w:r>
+        <w:rPr>
+          <w:rFonts w:ascii="TimesNewRomanPSMT" w:hAnsi="TimesNewRomanPSMT" w:cs="TimesNewRomanPSMT"/>
+          <w:sz w:val="24"/>
+          <w:szCs w:val="24"/>
+        </w:rPr>
+        <w:t>вигляді</w:t>
+      </w:r>
+      <w:proofErr w:type="spellEnd"/>
+      <w:r>
+        <w:rPr>
+          <w:rFonts w:ascii="TimesNewRomanPSMT" w:hAnsi="TimesNewRomanPSMT" w:cs="TimesNewRomanPSMT"/>
+          <w:sz w:val="24"/>
+          <w:szCs w:val="24"/>
+        </w:rPr>
+        <w:t xml:space="preserve"> блок</w:t>
+      </w:r>
+      <w:r>
+        <w:rPr>
+          <w:rFonts w:ascii="Times New Roman" w:hAnsi="Times New Roman" w:cs="Times New Roman"/>
+          <w:sz w:val="24"/>
+          <w:szCs w:val="24"/>
+        </w:rPr>
+        <w:t>-</w:t>
+      </w:r>
+      <w:proofErr w:type="spellStart"/>
+      <w:r>
+        <w:rPr>
+          <w:rFonts w:ascii="TimesNewRomanPSMT" w:hAnsi="TimesNewRomanPSMT" w:cs="TimesNewRomanPSMT"/>
+          <w:sz w:val="24"/>
+          <w:szCs w:val="24"/>
+        </w:rPr>
+        <w:t>схеми</w:t>
+      </w:r>
+      <w:proofErr w:type="spellEnd"/>
+      <w:r>
+        <w:rPr>
+          <w:rFonts w:ascii="TimesNewRomanPSMT" w:hAnsi="TimesNewRomanPSMT" w:cs="TimesNewRomanPSMT"/>
+          <w:sz w:val="24"/>
+          <w:szCs w:val="24"/>
+        </w:rPr>
+        <w:t>.</w:t>
+      </w:r>
+    </w:p>
+    <w:p>
+      <w:pPr>
+        <w:autoSpaceDE w:val="0"/>
+        <w:autoSpaceDN w:val="0"/>
+        <w:adjustRightInd w:val="0"/>
+        <w:spacing w:after="0" w:line="240" w:lineRule="auto"/>
+        <w:rPr>
+          <w:rFonts w:ascii="TimesNewRomanPSMT" w:hAnsi="TimesNewRomanPSMT" w:cs="TimesNewRomanPSMT"/>
+          <w:i/>
+          <w:iCs/>
+          <w:sz w:val="24"/>
+          <w:szCs w:val="24"/>
+          <w:lang w:val="uk-UA"/>
+        </w:rPr>
+      </w:pPr>
+    </w:p>
+    <w:tbl>
+      <w:tblPr>
+        <w:tblStyle w:val="a4"/>
+        <w:tblW w:w="0" w:type="auto"/>
+        <w:tblLook w:val="04A0" w:firstRow="1" w:lastRow="0" w:firstColumn="1" w:lastColumn="0" w:noHBand="0" w:noVBand="1"/>
+      </w:tblPr>
+      <w:tblGrid>
+        <w:gridCol w:w="2972"/>
+        <w:gridCol w:w="2835"/>
+        <w:gridCol w:w="1946"/>
+        <w:gridCol w:w="2585"/>
+      </w:tblGrid>
+      <w:tr>
+        <w:tc>
+          <w:tcPr>
+            <w:tcW w:w="2972" w:type="dxa"/>
+            <w:shd w:val="clear" w:color="auto" w:fill="D0CECE" w:themeFill="background2" w:themeFillShade="E6"/>
+          </w:tcPr>
+          <w:p>
+            <w:pPr>
+              <w:autoSpaceDE w:val="0"/>
+              <w:autoSpaceDN w:val="0"/>
+              <w:adjustRightInd w:val="0"/>
+              <w:jc w:val="center"/>
+              <w:rPr>
+                <w:rFonts w:ascii="TimesNewRomanPSMT" w:hAnsi="TimesNewRomanPSMT" w:cs="TimesNewRomanPSMT"/>
+                <w:sz w:val="24"/>
+                <w:szCs w:val="24"/>
+                <w:lang w:val="uk-UA"/>
+              </w:rPr>
+            </w:pPr>
+            <w:r>
+              <w:rPr>
+                <w:rFonts w:ascii="TimesNewRomanPSMT" w:hAnsi="TimesNewRomanPSMT" w:cs="TimesNewRomanPSMT"/>
+                <w:sz w:val="24"/>
+                <w:szCs w:val="24"/>
+                <w:lang w:val="uk-UA"/>
+              </w:rPr>
+              <w:t>Змінна</w:t>
+            </w:r>
+          </w:p>
+        </w:tc>
+        <w:tc>
+          <w:tcPr>
+            <w:tcW w:w="2835" w:type="dxa"/>
+            <w:shd w:val="clear" w:color="auto" w:fill="D0CECE" w:themeFill="background2" w:themeFillShade="E6"/>
+          </w:tcPr>
+          <w:p>
+            <w:pPr>
+              <w:autoSpaceDE w:val="0"/>
+              <w:autoSpaceDN w:val="0"/>
+              <w:adjustRightInd w:val="0"/>
+              <w:jc w:val="center"/>
+              <w:rPr>
+                <w:rFonts w:ascii="TimesNewRomanPSMT" w:hAnsi="TimesNewRomanPSMT" w:cs="TimesNewRomanPSMT"/>
+                <w:sz w:val="24"/>
+                <w:szCs w:val="24"/>
+                <w:lang w:val="uk-UA"/>
+              </w:rPr>
+            </w:pPr>
+            <w:r>
+              <w:rPr>
+                <w:rFonts w:ascii="TimesNewRomanPSMT" w:hAnsi="TimesNewRomanPSMT" w:cs="TimesNewRomanPSMT"/>
+                <w:sz w:val="24"/>
+                <w:szCs w:val="24"/>
+                <w:lang w:val="uk-UA"/>
+              </w:rPr>
+              <w:t>Тип</w:t>
+            </w:r>
+          </w:p>
+        </w:tc>
+        <w:tc>
+          <w:tcPr>
+            <w:tcW w:w="1946" w:type="dxa"/>
+            <w:shd w:val="clear" w:color="auto" w:fill="D0CECE" w:themeFill="background2" w:themeFillShade="E6"/>
+          </w:tcPr>
+          <w:p>
+            <w:pPr>
+              <w:autoSpaceDE w:val="0"/>
+              <w:autoSpaceDN w:val="0"/>
+              <w:adjustRightInd w:val="0"/>
+              <w:jc w:val="center"/>
+              <w:rPr>
+                <w:rFonts w:ascii="TimesNewRomanPSMT" w:hAnsi="TimesNewRomanPSMT" w:cs="TimesNewRomanPSMT"/>
+                <w:sz w:val="24"/>
+                <w:szCs w:val="24"/>
+                <w:lang w:val="uk-UA"/>
+              </w:rPr>
+            </w:pPr>
+            <w:r>
+              <w:rPr>
+                <w:rFonts w:ascii="TimesNewRomanPSMT" w:hAnsi="TimesNewRomanPSMT" w:cs="TimesNewRomanPSMT"/>
+                <w:sz w:val="24"/>
+                <w:szCs w:val="24"/>
+                <w:lang w:val="uk-UA"/>
+              </w:rPr>
+              <w:t>Ім’я</w:t>
+            </w:r>
+          </w:p>
+        </w:tc>
+        <w:tc>
+          <w:tcPr>
+            <w:tcW w:w="2585" w:type="dxa"/>
+            <w:shd w:val="clear" w:color="auto" w:fill="D0CECE" w:themeFill="background2" w:themeFillShade="E6"/>
+          </w:tcPr>
+          <w:p>
+            <w:pPr>
+              <w:autoSpaceDE w:val="0"/>
+              <w:autoSpaceDN w:val="0"/>
+              <w:adjustRightInd w:val="0"/>
+              <w:jc w:val="center"/>
+              <w:rPr>
+                <w:rFonts w:ascii="TimesNewRomanPSMT" w:hAnsi="TimesNewRomanPSMT" w:cs="TimesNewRomanPSMT"/>
+                <w:sz w:val="24"/>
+                <w:szCs w:val="24"/>
+                <w:lang w:val="uk-UA"/>
+              </w:rPr>
+            </w:pPr>
+            <w:r>
+              <w:rPr>
+                <w:rFonts w:ascii="TimesNewRomanPSMT" w:hAnsi="TimesNewRomanPSMT" w:cs="TimesNewRomanPSMT"/>
+                <w:sz w:val="24"/>
+                <w:szCs w:val="24"/>
+                <w:lang w:val="uk-UA"/>
+              </w:rPr>
+              <w:t>Призначення</w:t>
+            </w:r>
+          </w:p>
+        </w:tc>
+      </w:tr>
+      <w:tr>
+        <w:tc>
+          <w:tcPr>
+            <w:tcW w:w="2972" w:type="dxa"/>
+          </w:tcPr>
+          <w:p>
+            <w:pPr>
+              <w:autoSpaceDE w:val="0"/>
+              <w:autoSpaceDN w:val="0"/>
+              <w:adjustRightInd w:val="0"/>
+              <w:rPr>
+                <w:rFonts w:ascii="TimesNewRomanPSMT" w:hAnsi="TimesNewRomanPSMT" w:cs="TimesNewRomanPSMT"/>
+                <w:sz w:val="24"/>
+                <w:szCs w:val="24"/>
+                <w:lang w:val="uk-UA"/>
+              </w:rPr>
+            </w:pPr>
+            <w:r>
+              <w:rPr>
+                <w:rFonts w:ascii="TimesNewRomanPSMT" w:hAnsi="TimesNewRomanPSMT" w:cs="TimesNewRomanPSMT"/>
+                <w:sz w:val="24"/>
+                <w:szCs w:val="24"/>
+                <w:lang w:val="uk-UA"/>
+              </w:rPr>
+              <w:t>Сторона прямокутника</w:t>
+            </w:r>
+          </w:p>
+        </w:tc>
+        <w:tc>
+          <w:tcPr>
+            <w:tcW w:w="2835" w:type="dxa"/>
+          </w:tcPr>
+          <w:p>
+            <w:pPr>
+              <w:autoSpaceDE w:val="0"/>
+              <w:autoSpaceDN w:val="0"/>
+              <w:adjustRightInd w:val="0"/>
+              <w:rPr>
+                <w:rFonts w:ascii="TimesNewRomanPSMT" w:hAnsi="TimesNewRomanPSMT" w:cs="TimesNewRomanPSMT"/>
+                <w:sz w:val="24"/>
+                <w:szCs w:val="24"/>
+                <w:lang w:val="uk-UA"/>
+              </w:rPr>
+            </w:pPr>
+            <w:r>
+              <w:rPr>
+                <w:rFonts w:ascii="TimesNewRomanPSMT" w:hAnsi="TimesNewRomanPSMT" w:cs="TimesNewRomanPSMT"/>
+                <w:sz w:val="24"/>
+                <w:szCs w:val="24"/>
+                <w:lang w:val="uk-UA"/>
+              </w:rPr>
+              <w:t>Цілий</w:t>
+            </w:r>
+          </w:p>
+        </w:tc>
+        <w:tc>
+          <w:tcPr>
+            <w:tcW w:w="1946" w:type="dxa"/>
+          </w:tcPr>
+          <w:p>
+            <w:pPr>
+              <w:autoSpaceDE w:val="0"/>
+              <w:autoSpaceDN w:val="0"/>
+              <w:adjustRightInd w:val="0"/>
+              <w:jc w:val="center"/>
+              <w:rPr>
+                <w:rFonts w:ascii="TimesNewRomanPSMT" w:hAnsi="TimesNewRomanPSMT" w:cs="TimesNewRomanPSMT"/>
+                <w:sz w:val="24"/>
+                <w:szCs w:val="24"/>
+                <w:lang w:val="uk-UA"/>
+              </w:rPr>
+            </w:pPr>
+            <w:r>
+              <w:rPr>
+                <w:rFonts w:ascii="TimesNewRomanPSMT" w:hAnsi="TimesNewRomanPSMT" w:cs="TimesNewRomanPSMT"/>
+                <w:sz w:val="24"/>
+                <w:szCs w:val="24"/>
+                <w:lang w:val="uk-UA"/>
+              </w:rPr>
+              <w:t>А</w:t>
+            </w:r>
+          </w:p>
+        </w:tc>
+        <w:tc>
+          <w:tcPr>
+            <w:tcW w:w="2585" w:type="dxa"/>
+          </w:tcPr>
+          <w:p>
+            <w:pPr>
+              <w:autoSpaceDE w:val="0"/>
+              <w:autoSpaceDN w:val="0"/>
+              <w:adjustRightInd w:val="0"/>
+              <w:rPr>
+                <w:rFonts w:ascii="TimesNewRomanPSMT" w:hAnsi="TimesNewRomanPSMT" w:cs="TimesNewRomanPSMT"/>
+                <w:sz w:val="24"/>
+                <w:szCs w:val="24"/>
+                <w:lang w:val="uk-UA"/>
+              </w:rPr>
+            </w:pPr>
+            <w:r>
+              <w:rPr>
+                <w:rFonts w:ascii="TimesNewRomanPSMT" w:hAnsi="TimesNewRomanPSMT" w:cs="TimesNewRomanPSMT"/>
+                <w:sz w:val="24"/>
+                <w:szCs w:val="24"/>
+                <w:lang w:val="uk-UA"/>
+              </w:rPr>
+              <w:t>Початкове дане</w:t>
+            </w:r>
+          </w:p>
+        </w:tc>
+      </w:tr>
+      <w:tr>
+        <w:tc>
+          <w:tcPr>
+            <w:tcW w:w="2972" w:type="dxa"/>
+          </w:tcPr>
+          <w:p>
+            <w:pPr>
+              <w:autoSpaceDE w:val="0"/>
+              <w:autoSpaceDN w:val="0"/>
+              <w:adjustRightInd w:val="0"/>
+              <w:rPr>
+                <w:rFonts w:ascii="TimesNewRomanPSMT" w:hAnsi="TimesNewRomanPSMT" w:cs="TimesNewRomanPSMT"/>
+                <w:sz w:val="24"/>
+                <w:szCs w:val="24"/>
+                <w:lang w:val="uk-UA"/>
+              </w:rPr>
+            </w:pPr>
+            <w:r>
+              <w:rPr>
+                <w:rFonts w:ascii="TimesNewRomanPSMT" w:hAnsi="TimesNewRomanPSMT" w:cs="TimesNewRomanPSMT"/>
+                <w:sz w:val="24"/>
+                <w:szCs w:val="24"/>
+                <w:lang w:val="uk-UA"/>
+              </w:rPr>
+              <w:t>Сторона прямокутника</w:t>
+            </w:r>
+          </w:p>
+        </w:tc>
+        <w:tc>
+          <w:tcPr>
+            <w:tcW w:w="2835" w:type="dxa"/>
+          </w:tcPr>
+          <w:p>
+            <w:pPr>
+              <w:autoSpaceDE w:val="0"/>
+              <w:autoSpaceDN w:val="0"/>
+              <w:adjustRightInd w:val="0"/>
+              <w:rPr>
+                <w:rFonts w:ascii="TimesNewRomanPSMT" w:hAnsi="TimesNewRomanPSMT" w:cs="TimesNewRomanPSMT"/>
+                <w:sz w:val="24"/>
+                <w:szCs w:val="24"/>
+                <w:lang w:val="uk-UA"/>
+              </w:rPr>
+            </w:pPr>
+            <w:r>
+              <w:rPr>
+                <w:rFonts w:ascii="TimesNewRomanPSMT" w:hAnsi="TimesNewRomanPSMT" w:cs="TimesNewRomanPSMT"/>
+                <w:sz w:val="24"/>
+                <w:szCs w:val="24"/>
+                <w:lang w:val="uk-UA"/>
+              </w:rPr>
+              <w:t>Цілий</w:t>
+            </w:r>
+          </w:p>
+        </w:tc>
+        <w:tc>
+          <w:tcPr>
+            <w:tcW w:w="1946" w:type="dxa"/>
+          </w:tcPr>
+          <w:p>
+            <w:pPr>
+              <w:autoSpaceDE w:val="0"/>
+              <w:autoSpaceDN w:val="0"/>
+              <w:adjustRightInd w:val="0"/>
+              <w:jc w:val="center"/>
+              <w:rPr>
+                <w:rFonts w:ascii="TimesNewRomanPSMT" w:hAnsi="TimesNewRomanPSMT" w:cs="TimesNewRomanPSMT"/>
+                <w:sz w:val="24"/>
+                <w:szCs w:val="24"/>
+                <w:lang w:val="uk-UA"/>
+              </w:rPr>
+            </w:pPr>
+            <w:r>
+              <w:rPr>
+                <w:rFonts w:ascii="TimesNewRomanPSMT" w:hAnsi="TimesNewRomanPSMT" w:cs="TimesNewRomanPSMT"/>
+                <w:sz w:val="24"/>
+                <w:szCs w:val="24"/>
+                <w:lang w:val="uk-UA"/>
+              </w:rPr>
+              <w:t>Б</w:t>
+            </w:r>
+          </w:p>
+        </w:tc>
+        <w:tc>
+          <w:tcPr>
+            <w:tcW w:w="2585" w:type="dxa"/>
+          </w:tcPr>
+          <w:p>
+            <w:pPr>
+              <w:autoSpaceDE w:val="0"/>
+              <w:autoSpaceDN w:val="0"/>
+              <w:adjustRightInd w:val="0"/>
+              <w:rPr>
+                <w:rFonts w:ascii="TimesNewRomanPSMT" w:hAnsi="TimesNewRomanPSMT" w:cs="TimesNewRomanPSMT"/>
+                <w:sz w:val="24"/>
+                <w:szCs w:val="24"/>
+                <w:lang w:val="uk-UA"/>
+              </w:rPr>
+            </w:pPr>
+            <w:r>
+              <w:rPr>
+                <w:rFonts w:ascii="TimesNewRomanPSMT" w:hAnsi="TimesNewRomanPSMT" w:cs="TimesNewRomanPSMT"/>
+                <w:sz w:val="24"/>
+                <w:szCs w:val="24"/>
+                <w:lang w:val="uk-UA"/>
+              </w:rPr>
+              <w:t>Початкове дане</w:t>
+            </w:r>
+          </w:p>
+        </w:tc>
+      </w:tr>
+      <w:tr>
+        <w:tc>
+          <w:tcPr>
+            <w:tcW w:w="2972" w:type="dxa"/>
+          </w:tcPr>
+          <w:p>
+            <w:pPr>
+              <w:autoSpaceDE w:val="0"/>
+              <w:autoSpaceDN w:val="0"/>
+              <w:adjustRightInd w:val="0"/>
+              <w:rPr>
+                <w:rFonts w:ascii="TimesNewRomanPSMT" w:hAnsi="TimesNewRomanPSMT" w:cs="TimesNewRomanPSMT"/>
+                <w:sz w:val="24"/>
+                <w:szCs w:val="24"/>
+                <w:lang w:val="uk-UA"/>
+              </w:rPr>
+            </w:pPr>
+            <w:r>
+              <w:rPr>
+                <w:rFonts w:ascii="TimesNewRomanPSMT" w:hAnsi="TimesNewRomanPSMT" w:cs="TimesNewRomanPSMT"/>
+                <w:sz w:val="24"/>
+                <w:szCs w:val="24"/>
+                <w:lang w:val="uk-UA"/>
+              </w:rPr>
+              <w:t>Периметр прямокутника</w:t>
+            </w:r>
+          </w:p>
+        </w:tc>
+        <w:tc>
+          <w:tcPr>
+            <w:tcW w:w="2835" w:type="dxa"/>
+          </w:tcPr>
+          <w:p>
+            <w:pPr>
+              <w:autoSpaceDE w:val="0"/>
+              <w:autoSpaceDN w:val="0"/>
+              <w:adjustRightInd w:val="0"/>
+              <w:rPr>
+                <w:rFonts w:ascii="TimesNewRomanPSMT" w:hAnsi="TimesNewRomanPSMT" w:cs="TimesNewRomanPSMT"/>
+                <w:sz w:val="24"/>
+                <w:szCs w:val="24"/>
+                <w:lang w:val="uk-UA"/>
+              </w:rPr>
+            </w:pPr>
+            <w:r>
+              <w:rPr>
+                <w:rFonts w:ascii="TimesNewRomanPSMT" w:hAnsi="TimesNewRomanPSMT" w:cs="TimesNewRomanPSMT"/>
+                <w:sz w:val="24"/>
+                <w:szCs w:val="24"/>
+                <w:lang w:val="uk-UA"/>
+              </w:rPr>
+              <w:t>Цілий</w:t>
+            </w:r>
+          </w:p>
+        </w:tc>
+        <w:tc>
+          <w:tcPr>
+            <w:tcW w:w="1946" w:type="dxa"/>
+          </w:tcPr>
+          <w:p>
+            <w:pPr>
+              <w:autoSpaceDE w:val="0"/>
+              <w:autoSpaceDN w:val="0"/>
+              <w:adjustRightInd w:val="0"/>
+              <w:jc w:val="center"/>
+              <w:rPr>
+                <w:rFonts w:ascii="TimesNewRomanPSMT" w:hAnsi="TimesNewRomanPSMT" w:cs="TimesNewRomanPSMT"/>
+                <w:sz w:val="24"/>
+                <w:szCs w:val="24"/>
+                <w:lang w:val="uk-UA"/>
+              </w:rPr>
+            </w:pPr>
+            <w:r>
+              <w:rPr>
+                <w:rFonts w:ascii="TimesNewRomanPSMT" w:hAnsi="TimesNewRomanPSMT" w:cs="TimesNewRomanPSMT"/>
+                <w:sz w:val="24"/>
+                <w:szCs w:val="24"/>
+                <w:lang w:val="uk-UA"/>
+              </w:rPr>
+              <w:t>Р</w:t>
+            </w:r>
+          </w:p>
+        </w:tc>
+        <w:tc>
+          <w:tcPr>
+            <w:tcW w:w="2585" w:type="dxa"/>
+          </w:tcPr>
+          <w:p>
+            <w:pPr>
+              <w:autoSpaceDE w:val="0"/>
+              <w:autoSpaceDN w:val="0"/>
+              <w:adjustRightInd w:val="0"/>
+              <w:rPr>
+                <w:rFonts w:ascii="TimesNewRomanPSMT" w:hAnsi="TimesNewRomanPSMT" w:cs="TimesNewRomanPSMT"/>
+                <w:sz w:val="24"/>
+                <w:szCs w:val="24"/>
+                <w:lang w:val="uk-UA"/>
+              </w:rPr>
+            </w:pPr>
+            <w:r>
+              <w:rPr>
+                <w:rFonts w:ascii="TimesNewRomanPSMT" w:hAnsi="TimesNewRomanPSMT" w:cs="TimesNewRomanPSMT"/>
+                <w:sz w:val="24"/>
+                <w:szCs w:val="24"/>
+                <w:lang w:val="uk-UA"/>
+              </w:rPr>
+              <w:t>Результат</w:t>
+            </w:r>
+          </w:p>
+        </w:tc>
+      </w:tr>
+      <w:tr>
+        <w:tc>
+          <w:tcPr>
+            <w:tcW w:w="2972" w:type="dxa"/>
+          </w:tcPr>
+          <w:p>
+            <w:pPr>
+              <w:autoSpaceDE w:val="0"/>
+              <w:autoSpaceDN w:val="0"/>
+              <w:adjustRightInd w:val="0"/>
+              <w:rPr>
+                <w:rFonts w:ascii="TimesNewRomanPSMT" w:hAnsi="TimesNewRomanPSMT" w:cs="TimesNewRomanPSMT"/>
+                <w:sz w:val="24"/>
+                <w:szCs w:val="24"/>
+                <w:lang w:val="uk-UA"/>
+              </w:rPr>
+            </w:pPr>
+            <w:r>
+              <w:rPr>
+                <w:rFonts w:ascii="TimesNewRomanPSMT" w:hAnsi="TimesNewRomanPSMT" w:cs="TimesNewRomanPSMT"/>
+                <w:sz w:val="24"/>
+                <w:szCs w:val="24"/>
+                <w:lang w:val="uk-UA"/>
+              </w:rPr>
+              <w:t>Діагональ прямокутника</w:t>
+            </w:r>
+          </w:p>
+        </w:tc>
+        <w:tc>
+          <w:tcPr>
+            <w:tcW w:w="2835" w:type="dxa"/>
+          </w:tcPr>
+          <w:p>
+            <w:pPr>
+              <w:autoSpaceDE w:val="0"/>
+              <w:autoSpaceDN w:val="0"/>
+              <w:adjustRightInd w:val="0"/>
+              <w:rPr>
+                <w:rFonts w:ascii="TimesNewRomanPSMT" w:hAnsi="TimesNewRomanPSMT" w:cs="TimesNewRomanPSMT"/>
+                <w:sz w:val="24"/>
+                <w:szCs w:val="24"/>
+                <w:lang w:val="uk-UA"/>
+              </w:rPr>
+            </w:pPr>
+            <w:r>
+              <w:rPr>
+                <w:rFonts w:ascii="TimesNewRomanPSMT" w:hAnsi="TimesNewRomanPSMT" w:cs="TimesNewRomanPSMT"/>
+                <w:sz w:val="24"/>
+                <w:szCs w:val="24"/>
+                <w:lang w:val="uk-UA"/>
+              </w:rPr>
+              <w:t>Дійсний</w:t>
+            </w:r>
+          </w:p>
+        </w:tc>
+        <w:tc>
+          <w:tcPr>
+            <w:tcW w:w="1946" w:type="dxa"/>
+          </w:tcPr>
+          <w:p>
+            <w:pPr>
+              <w:autoSpaceDE w:val="0"/>
+              <w:autoSpaceDN w:val="0"/>
+              <w:adjustRightInd w:val="0"/>
+              <w:jc w:val="center"/>
+              <w:rPr>
+                <w:rFonts w:ascii="TimesNewRomanPSMT" w:hAnsi="TimesNewRomanPSMT" w:cs="TimesNewRomanPSMT"/>
+                <w:sz w:val="24"/>
+                <w:szCs w:val="24"/>
+                <w:lang w:val="uk-UA"/>
+              </w:rPr>
+            </w:pPr>
+            <w:r>
+              <w:rPr>
+                <w:rFonts w:ascii="TimesNewRomanPSMT" w:hAnsi="TimesNewRomanPSMT" w:cs="TimesNewRomanPSMT"/>
+                <w:sz w:val="24"/>
+                <w:szCs w:val="24"/>
+                <w:lang w:val="uk-UA"/>
+              </w:rPr>
+              <w:t>С</w:t>
+            </w:r>
+          </w:p>
+        </w:tc>
+        <w:tc>
+          <w:tcPr>
+            <w:tcW w:w="2585" w:type="dxa"/>
+          </w:tcPr>
+          <w:p>
+            <w:pPr>
+              <w:autoSpaceDE w:val="0"/>
+              <w:autoSpaceDN w:val="0"/>
+              <w:adjustRightInd w:val="0"/>
+              <w:rPr>
+                <w:rFonts w:ascii="TimesNewRomanPSMT" w:hAnsi="TimesNewRomanPSMT" w:cs="TimesNewRomanPSMT"/>
+                <w:sz w:val="24"/>
+                <w:szCs w:val="24"/>
+                <w:lang w:val="uk-UA"/>
+              </w:rPr>
+            </w:pPr>
+            <w:r>
+              <w:rPr>
+                <w:rFonts w:ascii="TimesNewRomanPSMT" w:hAnsi="TimesNewRomanPSMT" w:cs="TimesNewRomanPSMT"/>
+                <w:sz w:val="24"/>
+                <w:szCs w:val="24"/>
+                <w:lang w:val="uk-UA"/>
+              </w:rPr>
+              <w:t>Результат</w:t>
+            </w:r>
+          </w:p>
+        </w:tc>
+      </w:tr>
+    </w:tbl>
+    <w:p>
+      <w:pPr>
+        <w:autoSpaceDE w:val="0"/>
+        <w:autoSpaceDN w:val="0"/>
+        <w:adjustRightInd w:val="0"/>
+        <w:spacing w:after="0" w:line="240" w:lineRule="auto"/>
+        <w:rPr>
+          <w:rFonts w:ascii="TimesNewRomanPSMT" w:hAnsi="TimesNewRomanPSMT" w:cs="TimesNewRomanPSMT"/>
+          <w:i/>
+          <w:iCs/>
+          <w:sz w:val="24"/>
+          <w:szCs w:val="24"/>
+          <w:lang w:val="uk-UA"/>
+        </w:rPr>
+      </w:pPr>
+    </w:p>
+    <w:p>
+      <w:pPr>
+        <w:autoSpaceDE w:val="0"/>
+        <w:autoSpaceDN w:val="0"/>
+        <w:adjustRightInd w:val="0"/>
+        <w:spacing w:after="0" w:line="240" w:lineRule="auto"/>
+        <w:rPr>
+          <w:rFonts w:ascii="TimesNewRomanPSMT" w:hAnsi="TimesNewRomanPSMT" w:cs="TimesNewRomanPSMT"/>
+          <w:i/>
+          <w:iCs/>
+          <w:sz w:val="24"/>
+          <w:szCs w:val="24"/>
+          <w:lang w:val="uk-UA"/>
+        </w:rPr>
+      </w:pPr>
+    </w:p>
+    <w:p>
+      <w:pPr>
+        <w:autoSpaceDE w:val="0"/>
+        <w:autoSpaceDN w:val="0"/>
+        <w:adjustRightInd w:val="0"/>
+        <w:spacing w:after="0" w:line="240" w:lineRule="auto"/>
+        <w:rPr>
+          <w:rFonts w:ascii="TimesNewRomanPSMT" w:hAnsi="TimesNewRomanPSMT" w:cs="TimesNewRomanPSMT"/>
+          <w:sz w:val="24"/>
+          <w:szCs w:val="24"/>
+          <w:lang w:val="uk-UA"/>
+        </w:rPr>
+      </w:pPr>
+      <w:r>
+        <w:rPr>
+          <w:rFonts w:ascii="TimesNewRomanPSMT" w:hAnsi="TimesNewRomanPSMT" w:cs="TimesNewRomanPSMT"/>
+          <w:i/>
+          <w:iCs/>
+          <w:sz w:val="24"/>
+          <w:szCs w:val="24"/>
           <w:lang w:val="uk-UA"/>
         </w:rPr>
         <w:t>Розв’язання</w:t>
@@ -2537,304 +3271,6 @@
           <w:sz w:val="24"/>
           <w:szCs w:val="24"/>
           <w:lang w:val="uk-UA"/>
-        </w:rPr>
-        <w:t>.</w:t>
-      </w:r>
-    </w:p>
-    <w:p>
-      <w:pPr>
-        <w:autoSpaceDE w:val="0"/>
-        <w:autoSpaceDN w:val="0"/>
-        <w:adjustRightInd w:val="0"/>
-        <w:spacing w:after="0" w:line="240" w:lineRule="auto"/>
-        <w:rPr>
-          <w:rFonts w:ascii="TimesNewRomanPSMT" w:hAnsi="TimesNewRomanPSMT" w:cs="TimesNewRomanPSMT"/>
-          <w:sz w:val="24"/>
-          <w:szCs w:val="24"/>
-          <w:lang w:val="uk-UA"/>
-        </w:rPr>
-      </w:pPr>
-      <w:r>
-        <w:rPr>
-          <w:rFonts w:ascii="TimesNewRomanPSMT" w:hAnsi="TimesNewRomanPSMT" w:cs="TimesNewRomanPSMT"/>
-          <w:sz w:val="24"/>
-          <w:szCs w:val="24"/>
-          <w:lang w:val="uk-UA"/>
-        </w:rPr>
-        <w:t xml:space="preserve">Нам </w:t>
-      </w:r>
-      <w:r>
-        <w:rPr>
-          <w:rFonts w:ascii="TimesNewRomanPSMT" w:hAnsi="TimesNewRomanPSMT" w:cs="TimesNewRomanPSMT"/>
-          <w:sz w:val="24"/>
-          <w:szCs w:val="24"/>
-          <w:lang w:val="uk-UA"/>
-        </w:rPr>
-        <w:t>задані</w:t>
-      </w:r>
-      <w:r>
-        <w:rPr>
-          <w:rFonts w:ascii="TimesNewRomanPSMT" w:hAnsi="TimesNewRomanPSMT" w:cs="TimesNewRomanPSMT"/>
-          <w:sz w:val="24"/>
-          <w:szCs w:val="24"/>
-          <w:lang w:val="uk-UA"/>
-        </w:rPr>
-        <w:t xml:space="preserve"> сторон</w:t>
-      </w:r>
-      <w:r>
-        <w:rPr>
-          <w:rFonts w:ascii="TimesNewRomanPSMT" w:hAnsi="TimesNewRomanPSMT" w:cs="TimesNewRomanPSMT"/>
-          <w:sz w:val="24"/>
-          <w:szCs w:val="24"/>
-          <w:lang w:val="uk-UA"/>
-        </w:rPr>
-        <w:t>и</w:t>
-      </w:r>
-      <w:r>
-        <w:rPr>
-          <w:rFonts w:ascii="TimesNewRomanPSMT" w:hAnsi="TimesNewRomanPSMT" w:cs="TimesNewRomanPSMT"/>
-          <w:sz w:val="24"/>
-          <w:szCs w:val="24"/>
-          <w:lang w:val="uk-UA"/>
-        </w:rPr>
-        <w:t xml:space="preserve"> А та Б. За даними задачі мі повинні знайти периметр за формулою: (А + Б)*2, після цього мі повинні знайти довжину діагоналі прямокутника за формулою: </w:t>
-      </w:r>
-      <w:r>
-        <w:rPr>
-          <w:rFonts w:ascii="Calibri" w:hAnsi="Calibri" w:cs="Calibri"/>
-          <w:sz w:val="24"/>
-          <w:szCs w:val="24"/>
-          <w:lang w:val="uk-UA"/>
-        </w:rPr>
-        <w:t>√</w:t>
-      </w:r>
-      <w:r>
-        <w:rPr>
-          <w:rFonts w:ascii="TimesNewRomanPSMT" w:hAnsi="TimesNewRomanPSMT" w:cs="TimesNewRomanPSMT"/>
-          <w:sz w:val="24"/>
-          <w:szCs w:val="24"/>
-          <w:lang w:val="uk-UA"/>
-        </w:rPr>
-        <w:t>(А</w:t>
-      </w:r>
-      <w:r>
-        <w:rPr>
-          <w:rFonts w:ascii="TimesNewRomanPSMT" w:hAnsi="TimesNewRomanPSMT" w:cs="TimesNewRomanPSMT"/>
-          <w:sz w:val="24"/>
-          <w:szCs w:val="24"/>
-          <w:vertAlign w:val="superscript"/>
-          <w:lang w:val="uk-UA"/>
-        </w:rPr>
-        <w:t>2</w:t>
-      </w:r>
-      <w:r>
-        <w:rPr>
-          <w:rFonts w:ascii="TimesNewRomanPSMT" w:hAnsi="TimesNewRomanPSMT" w:cs="TimesNewRomanPSMT"/>
-          <w:sz w:val="24"/>
-          <w:szCs w:val="24"/>
-          <w:lang w:val="uk-UA"/>
-        </w:rPr>
-        <w:t xml:space="preserve"> + Б</w:t>
-      </w:r>
-      <w:r>
-        <w:rPr>
-          <w:rFonts w:ascii="TimesNewRomanPSMT" w:hAnsi="TimesNewRomanPSMT" w:cs="TimesNewRomanPSMT"/>
-          <w:sz w:val="24"/>
-          <w:szCs w:val="24"/>
-          <w:vertAlign w:val="superscript"/>
-          <w:lang w:val="uk-UA"/>
-        </w:rPr>
-        <w:t>2</w:t>
-      </w:r>
-      <w:r>
-        <w:rPr>
-          <w:rFonts w:ascii="TimesNewRomanPSMT" w:hAnsi="TimesNewRomanPSMT" w:cs="TimesNewRomanPSMT"/>
-          <w:sz w:val="24"/>
-          <w:szCs w:val="24"/>
-          <w:lang w:val="uk-UA"/>
-        </w:rPr>
-        <w:t>).</w:t>
-      </w:r>
-    </w:p>
-    <w:p>
-      <w:pPr>
-        <w:autoSpaceDE w:val="0"/>
-        <w:autoSpaceDN w:val="0"/>
-        <w:adjustRightInd w:val="0"/>
-        <w:spacing w:after="0" w:line="240" w:lineRule="auto"/>
-        <w:rPr>
-          <w:rFonts w:ascii="TimesNewRomanPSMT" w:hAnsi="TimesNewRomanPSMT" w:cs="TimesNewRomanPSMT"/>
-          <w:sz w:val="24"/>
-          <w:szCs w:val="24"/>
-          <w:lang w:val="uk-UA"/>
-        </w:rPr>
-      </w:pPr>
-      <w:proofErr w:type="spellStart"/>
-      <w:r>
-        <w:rPr>
-          <w:rFonts w:ascii="TimesNewRomanPSMT" w:hAnsi="TimesNewRomanPSMT" w:cs="TimesNewRomanPSMT"/>
-          <w:sz w:val="24"/>
-          <w:szCs w:val="24"/>
-          <w:lang w:val="ru-UA"/>
-        </w:rPr>
-        <w:t>Програмні</w:t>
-      </w:r>
-      <w:proofErr w:type="spellEnd"/>
-      <w:r>
-        <w:rPr>
-          <w:rFonts w:ascii="TimesNewRomanPSMT" w:hAnsi="TimesNewRomanPSMT" w:cs="TimesNewRomanPSMT"/>
-          <w:sz w:val="24"/>
-          <w:szCs w:val="24"/>
-          <w:lang w:val="ru-UA"/>
-        </w:rPr>
-        <w:t xml:space="preserve"> </w:t>
-      </w:r>
-      <w:proofErr w:type="spellStart"/>
-      <w:r>
-        <w:rPr>
-          <w:rFonts w:ascii="TimesNewRomanPSMT" w:hAnsi="TimesNewRomanPSMT" w:cs="TimesNewRomanPSMT"/>
-          <w:sz w:val="24"/>
-          <w:szCs w:val="24"/>
-          <w:lang w:val="ru-UA"/>
-        </w:rPr>
-        <w:t>специфікації</w:t>
-      </w:r>
-      <w:proofErr w:type="spellEnd"/>
-      <w:r>
-        <w:rPr>
-          <w:rFonts w:ascii="TimesNewRomanPSMT" w:hAnsi="TimesNewRomanPSMT" w:cs="TimesNewRomanPSMT"/>
-          <w:sz w:val="24"/>
-          <w:szCs w:val="24"/>
-          <w:lang w:val="ru-UA"/>
-        </w:rPr>
-        <w:t xml:space="preserve"> </w:t>
-      </w:r>
-      <w:proofErr w:type="spellStart"/>
-      <w:r>
-        <w:rPr>
-          <w:rFonts w:ascii="TimesNewRomanPSMT" w:hAnsi="TimesNewRomanPSMT" w:cs="TimesNewRomanPSMT"/>
-          <w:sz w:val="24"/>
-          <w:szCs w:val="24"/>
-          <w:lang w:val="ru-UA"/>
-        </w:rPr>
-        <w:t>запишемо</w:t>
-      </w:r>
-      <w:proofErr w:type="spellEnd"/>
-      <w:r>
-        <w:rPr>
-          <w:rFonts w:ascii="TimesNewRomanPSMT" w:hAnsi="TimesNewRomanPSMT" w:cs="TimesNewRomanPSMT"/>
-          <w:sz w:val="24"/>
-          <w:szCs w:val="24"/>
-          <w:lang w:val="ru-UA"/>
-        </w:rPr>
-        <w:t xml:space="preserve"> у </w:t>
-      </w:r>
-      <w:proofErr w:type="spellStart"/>
-      <w:r>
-        <w:rPr>
-          <w:rFonts w:ascii="TimesNewRomanPSMT" w:hAnsi="TimesNewRomanPSMT" w:cs="TimesNewRomanPSMT"/>
-          <w:sz w:val="24"/>
-          <w:szCs w:val="24"/>
-          <w:lang w:val="ru-UA"/>
-        </w:rPr>
-        <w:t>псевдокоді</w:t>
-      </w:r>
-      <w:proofErr w:type="spellEnd"/>
-      <w:r>
-        <w:rPr>
-          <w:rFonts w:ascii="TimesNewRomanPSMT" w:hAnsi="TimesNewRomanPSMT" w:cs="TimesNewRomanPSMT"/>
-          <w:sz w:val="24"/>
-          <w:szCs w:val="24"/>
-          <w:lang w:val="ru-UA"/>
-        </w:rPr>
-        <w:t xml:space="preserve"> та </w:t>
-      </w:r>
-      <w:proofErr w:type="spellStart"/>
-      <w:r>
-        <w:rPr>
-          <w:rFonts w:ascii="TimesNewRomanPSMT" w:hAnsi="TimesNewRomanPSMT" w:cs="TimesNewRomanPSMT"/>
-          <w:sz w:val="24"/>
-          <w:szCs w:val="24"/>
-          <w:lang w:val="ru-UA"/>
-        </w:rPr>
-        <w:t>графічній</w:t>
-      </w:r>
-      <w:proofErr w:type="spellEnd"/>
-      <w:r>
-        <w:rPr>
-          <w:rFonts w:ascii="TimesNewRomanPSMT" w:hAnsi="TimesNewRomanPSMT" w:cs="TimesNewRomanPSMT"/>
-          <w:sz w:val="24"/>
-          <w:szCs w:val="24"/>
-          <w:lang w:val="ru-UA"/>
-        </w:rPr>
-        <w:t xml:space="preserve"> </w:t>
-      </w:r>
-      <w:proofErr w:type="spellStart"/>
-      <w:r>
-        <w:rPr>
-          <w:rFonts w:ascii="TimesNewRomanPSMT" w:hAnsi="TimesNewRomanPSMT" w:cs="TimesNewRomanPSMT"/>
-          <w:sz w:val="24"/>
-          <w:szCs w:val="24"/>
-          <w:lang w:val="ru-UA"/>
-        </w:rPr>
-        <w:t>формі</w:t>
-      </w:r>
-      <w:proofErr w:type="spellEnd"/>
-      <w:r>
-        <w:rPr>
-          <w:rFonts w:ascii="TimesNewRomanPSMT" w:hAnsi="TimesNewRomanPSMT" w:cs="TimesNewRomanPSMT"/>
-          <w:sz w:val="24"/>
-          <w:szCs w:val="24"/>
-          <w:lang w:val="ru-UA"/>
-        </w:rPr>
-        <w:t xml:space="preserve"> у </w:t>
-      </w:r>
-      <w:proofErr w:type="spellStart"/>
-      <w:r>
-        <w:rPr>
-          <w:rFonts w:ascii="TimesNewRomanPSMT" w:hAnsi="TimesNewRomanPSMT" w:cs="TimesNewRomanPSMT"/>
-          <w:sz w:val="24"/>
-          <w:szCs w:val="24"/>
-          <w:lang w:val="ru-UA"/>
-        </w:rPr>
-        <w:t>вигляді</w:t>
-      </w:r>
-      <w:proofErr w:type="spellEnd"/>
-      <w:r>
-        <w:rPr>
-          <w:rFonts w:ascii="TimesNewRomanPSMT" w:hAnsi="TimesNewRomanPSMT" w:cs="TimesNewRomanPSMT"/>
-          <w:sz w:val="24"/>
-          <w:szCs w:val="24"/>
-          <w:lang w:val="ru-UA"/>
-        </w:rPr>
-        <w:t xml:space="preserve"> блок</w:t>
-      </w:r>
-      <w:r>
-        <w:rPr>
-          <w:rFonts w:ascii="Times New Roman" w:hAnsi="Times New Roman" w:cs="Times New Roman"/>
-          <w:sz w:val="24"/>
-          <w:szCs w:val="24"/>
-          <w:lang w:val="ru-UA"/>
-        </w:rPr>
-        <w:t>-</w:t>
-      </w:r>
-      <w:proofErr w:type="spellStart"/>
-      <w:r>
-        <w:rPr>
-          <w:rFonts w:ascii="TimesNewRomanPSMT" w:hAnsi="TimesNewRomanPSMT" w:cs="TimesNewRomanPSMT"/>
-          <w:sz w:val="24"/>
-          <w:szCs w:val="24"/>
-          <w:lang w:val="ru-UA"/>
-        </w:rPr>
-        <w:t>схеми</w:t>
-      </w:r>
-      <w:proofErr w:type="spellEnd"/>
-      <w:r>
-        <w:rPr>
-          <w:rFonts w:ascii="TimesNewRomanPSMT" w:hAnsi="TimesNewRomanPSMT" w:cs="TimesNewRomanPSMT"/>
-          <w:sz w:val="24"/>
-          <w:szCs w:val="24"/>
-          <w:lang w:val="ru-UA"/>
         </w:rPr>
         <w:t>.</w:t>
       </w:r>
@@ -3267,16 +3703,7 @@
           <w:szCs w:val="24"/>
           <w:lang w:val="uk-UA"/>
         </w:rPr>
-        <w:t xml:space="preserve">  </w:t>
-      </w:r>
-      <w:r>
-        <w:rPr>
-          <w:rFonts w:ascii="TimesNewRomanPSMT" w:hAnsi="TimesNewRomanPSMT" w:cs="TimesNewRomanPSMT"/>
-          <w:sz w:val="24"/>
-          <w:szCs w:val="24"/>
-          <w:lang w:val="uk-UA"/>
-        </w:rPr>
-        <w:t>Обчислення діагоналі (С)</w:t>
+        <w:t xml:space="preserve">  Обчислення діагоналі (С)</w:t>
       </w:r>
     </w:p>
     <w:p>
@@ -3588,6 +4015,182 @@
           <w:szCs w:val="24"/>
           <w:lang w:val="uk-UA"/>
         </w:rPr>
+      </w:pPr>
+    </w:p>
+    <w:p>
+      <w:pPr>
+        <w:autoSpaceDE w:val="0"/>
+        <w:autoSpaceDN w:val="0"/>
+        <w:adjustRightInd w:val="0"/>
+        <w:spacing w:after="0" w:line="240" w:lineRule="auto"/>
+        <w:rPr>
+          <w:rFonts w:cs="TimesNewRomanPSMT"/>
+          <w:i/>
+          <w:iCs/>
+          <w:sz w:val="24"/>
+          <w:szCs w:val="24"/>
+          <w:lang w:val="uk-UA"/>
+        </w:rPr>
+      </w:pPr>
+    </w:p>
+    <w:p>
+      <w:pPr>
+        <w:autoSpaceDE w:val="0"/>
+        <w:autoSpaceDN w:val="0"/>
+        <w:adjustRightInd w:val="0"/>
+        <w:spacing w:after="0" w:line="240" w:lineRule="auto"/>
+        <w:rPr>
+          <w:rFonts w:cs="TimesNewRomanPSMT"/>
+          <w:i/>
+          <w:iCs/>
+          <w:sz w:val="24"/>
+          <w:szCs w:val="24"/>
+          <w:lang w:val="uk-UA"/>
+        </w:rPr>
+      </w:pPr>
+    </w:p>
+    <w:p>
+      <w:pPr>
+        <w:autoSpaceDE w:val="0"/>
+        <w:autoSpaceDN w:val="0"/>
+        <w:adjustRightInd w:val="0"/>
+        <w:spacing w:after="0" w:line="240" w:lineRule="auto"/>
+        <w:rPr>
+          <w:rFonts w:cs="TimesNewRomanPSMT"/>
+          <w:i/>
+          <w:iCs/>
+          <w:sz w:val="24"/>
+          <w:szCs w:val="24"/>
+          <w:lang w:val="uk-UA"/>
+        </w:rPr>
+      </w:pPr>
+    </w:p>
+    <w:p>
+      <w:pPr>
+        <w:autoSpaceDE w:val="0"/>
+        <w:autoSpaceDN w:val="0"/>
+        <w:adjustRightInd w:val="0"/>
+        <w:spacing w:after="0" w:line="240" w:lineRule="auto"/>
+        <w:rPr>
+          <w:rFonts w:cs="TimesNewRomanPSMT"/>
+          <w:i/>
+          <w:iCs/>
+          <w:sz w:val="24"/>
+          <w:szCs w:val="24"/>
+          <w:lang w:val="uk-UA"/>
+        </w:rPr>
+      </w:pPr>
+    </w:p>
+    <w:p>
+      <w:pPr>
+        <w:autoSpaceDE w:val="0"/>
+        <w:autoSpaceDN w:val="0"/>
+        <w:adjustRightInd w:val="0"/>
+        <w:spacing w:after="0" w:line="240" w:lineRule="auto"/>
+        <w:rPr>
+          <w:rFonts w:cs="TimesNewRomanPSMT"/>
+          <w:i/>
+          <w:iCs/>
+          <w:sz w:val="24"/>
+          <w:szCs w:val="24"/>
+          <w:lang w:val="uk-UA"/>
+        </w:rPr>
+      </w:pPr>
+    </w:p>
+    <w:p>
+      <w:pPr>
+        <w:autoSpaceDE w:val="0"/>
+        <w:autoSpaceDN w:val="0"/>
+        <w:adjustRightInd w:val="0"/>
+        <w:spacing w:after="0" w:line="240" w:lineRule="auto"/>
+        <w:rPr>
+          <w:rFonts w:cs="TimesNewRomanPSMT"/>
+          <w:i/>
+          <w:iCs/>
+          <w:sz w:val="24"/>
+          <w:szCs w:val="24"/>
+          <w:lang w:val="uk-UA"/>
+        </w:rPr>
+      </w:pPr>
+    </w:p>
+    <w:p>
+      <w:pPr>
+        <w:autoSpaceDE w:val="0"/>
+        <w:autoSpaceDN w:val="0"/>
+        <w:adjustRightInd w:val="0"/>
+        <w:spacing w:after="0" w:line="240" w:lineRule="auto"/>
+        <w:rPr>
+          <w:rFonts w:cs="TimesNewRomanPSMT"/>
+          <w:i/>
+          <w:iCs/>
+          <w:sz w:val="24"/>
+          <w:szCs w:val="24"/>
+          <w:lang w:val="uk-UA"/>
+        </w:rPr>
+      </w:pPr>
+    </w:p>
+    <w:p>
+      <w:pPr>
+        <w:autoSpaceDE w:val="0"/>
+        <w:autoSpaceDN w:val="0"/>
+        <w:adjustRightInd w:val="0"/>
+        <w:spacing w:after="0" w:line="240" w:lineRule="auto"/>
+        <w:rPr>
+          <w:rFonts w:cs="TimesNewRomanPSMT"/>
+          <w:i/>
+          <w:iCs/>
+          <w:sz w:val="24"/>
+          <w:szCs w:val="24"/>
+          <w:lang w:val="uk-UA"/>
+        </w:rPr>
+      </w:pPr>
+    </w:p>
+    <w:p>
+      <w:pPr>
+        <w:autoSpaceDE w:val="0"/>
+        <w:autoSpaceDN w:val="0"/>
+        <w:adjustRightInd w:val="0"/>
+        <w:spacing w:after="0" w:line="240" w:lineRule="auto"/>
+        <w:rPr>
+          <w:rFonts w:cs="TimesNewRomanPSMT"/>
+          <w:i/>
+          <w:iCs/>
+          <w:sz w:val="24"/>
+          <w:szCs w:val="24"/>
+          <w:lang w:val="uk-UA"/>
+        </w:rPr>
+      </w:pPr>
+    </w:p>
+    <w:p>
+      <w:pPr>
+        <w:autoSpaceDE w:val="0"/>
+        <w:autoSpaceDN w:val="0"/>
+        <w:adjustRightInd w:val="0"/>
+        <w:spacing w:after="0" w:line="240" w:lineRule="auto"/>
+        <w:rPr>
+          <w:rFonts w:cs="TimesNewRomanPSMT"/>
+          <w:i/>
+          <w:iCs/>
+          <w:sz w:val="24"/>
+          <w:szCs w:val="24"/>
+          <w:lang w:val="uk-UA"/>
+        </w:rPr>
+      </w:pPr>
+    </w:p>
+    <w:p>
+      <w:pPr>
+        <w:autoSpaceDE w:val="0"/>
+        <w:autoSpaceDN w:val="0"/>
+        <w:adjustRightInd w:val="0"/>
+        <w:spacing w:after="0" w:line="240" w:lineRule="auto"/>
+        <w:rPr>
+          <w:rFonts w:cs="TimesNewRomanPSMT"/>
+          <w:i/>
+          <w:iCs/>
+          <w:sz w:val="24"/>
+          <w:szCs w:val="24"/>
+          <w:lang w:val="uk-UA"/>
+        </w:rPr>
         <w:sectPr>
           <w:type w:val="continuous"/>
           <w:pgSz w:w="11906" w:h="16838"/>
@@ -3596,6 +4199,8 @@
           <w:docGrid w:linePitch="360"/>
         </w:sectPr>
       </w:pPr>
+      <w:bookmarkStart w:id="0" w:name="_GoBack"/>
+      <w:bookmarkEnd w:id="0"/>
     </w:p>
     <w:p>
       <w:pPr>
@@ -3621,6 +4226,7 @@
           <w:szCs w:val="24"/>
           <w:lang w:val="uk-UA"/>
         </w:rPr>
+        <w:lastRenderedPageBreak/>
         <w:t>Крок 1</w:t>
       </w:r>
     </w:p>
@@ -3644,6 +4250,7 @@
           <w:rFonts w:cs="TimesNewRomanPSMT"/>
           <w:i/>
           <w:iCs/>
+          <w:noProof/>
           <w:sz w:val="24"/>
           <w:szCs w:val="24"/>
           <w:lang w:val="uk-UA"/>
@@ -3754,6 +4361,7 @@
           <w:rFonts w:cs="TimesNewRomanPSMT"/>
           <w:i/>
           <w:iCs/>
+          <w:noProof/>
           <w:sz w:val="24"/>
           <w:szCs w:val="24"/>
           <w:lang w:val="uk-UA"/>
@@ -3848,6 +4456,7 @@
           <w:rFonts w:cs="TimesNewRomanPSMT"/>
           <w:i/>
           <w:iCs/>
+          <w:noProof/>
           <w:sz w:val="24"/>
           <w:szCs w:val="24"/>
           <w:lang w:val="uk-UA"/>
@@ -3958,7 +4567,6 @@
           <w:szCs w:val="24"/>
           <w:lang w:val="uk-UA"/>
         </w:rPr>
-        <w:lastRenderedPageBreak/>
         <w:t>Випробування алгоритму</w:t>
       </w:r>
     </w:p>
@@ -4171,18 +4779,7 @@
                 <w:szCs w:val="24"/>
                 <w:lang w:val="uk-UA"/>
               </w:rPr>
-              <w:t>)</w:t>
-            </w:r>
-            <w:r>
-              <w:rPr>
-                <w:rFonts w:cs="TimesNewRomanPSMT"/>
-                <w:i/>
-                <w:iCs/>
-                <w:sz w:val="24"/>
-                <w:szCs w:val="24"/>
-                <w:lang w:val="uk-UA"/>
-              </w:rPr>
-              <w:t xml:space="preserve"> = 5 </w:t>
+              <w:t xml:space="preserve">) = 5 </w:t>
             </w:r>
           </w:p>
         </w:tc>
@@ -4276,7 +4873,6 @@
           <w:rFonts w:ascii="TimesNewRomanPSMT" w:hAnsi="TimesNewRomanPSMT" w:cs="TimesNewRomanPSMT"/>
           <w:sz w:val="24"/>
           <w:szCs w:val="24"/>
-          <w:lang w:val="ru-UA"/>
         </w:rPr>
       </w:pPr>
       <w:r>
@@ -4294,7 +4890,6 @@
           <w:rFonts w:ascii="TimesNewRomanPSMT" w:hAnsi="TimesNewRomanPSMT" w:cs="TimesNewRomanPSMT"/>
           <w:sz w:val="24"/>
           <w:szCs w:val="24"/>
-          <w:lang w:val="ru-UA"/>
         </w:rPr>
         <w:t>досліди</w:t>
       </w:r>
@@ -4313,7 +4908,6 @@
           <w:rFonts w:ascii="TimesNewRomanPSMT" w:hAnsi="TimesNewRomanPSMT" w:cs="TimesNewRomanPSMT"/>
           <w:sz w:val="24"/>
           <w:szCs w:val="24"/>
-          <w:lang w:val="ru-UA"/>
         </w:rPr>
         <w:t xml:space="preserve"> </w:t>
       </w:r>
@@ -4323,7 +4917,6 @@
           <w:rFonts w:ascii="TimesNewRomanPSMT" w:hAnsi="TimesNewRomanPSMT" w:cs="TimesNewRomanPSMT"/>
           <w:sz w:val="24"/>
           <w:szCs w:val="24"/>
-          <w:lang w:val="ru-UA"/>
         </w:rPr>
         <w:t>лінійні</w:t>
       </w:r>
@@ -4333,7 +4926,6 @@
           <w:rFonts w:ascii="TimesNewRomanPSMT" w:hAnsi="TimesNewRomanPSMT" w:cs="TimesNewRomanPSMT"/>
           <w:sz w:val="24"/>
           <w:szCs w:val="24"/>
-          <w:lang w:val="ru-UA"/>
         </w:rPr>
         <w:t xml:space="preserve"> </w:t>
       </w:r>
@@ -4343,7 +4935,6 @@
           <w:rFonts w:ascii="TimesNewRomanPSMT" w:hAnsi="TimesNewRomanPSMT" w:cs="TimesNewRomanPSMT"/>
           <w:sz w:val="24"/>
           <w:szCs w:val="24"/>
-          <w:lang w:val="ru-UA"/>
         </w:rPr>
         <w:t>програмні</w:t>
       </w:r>
@@ -4353,7 +4944,6 @@
           <w:rFonts w:ascii="TimesNewRomanPSMT" w:hAnsi="TimesNewRomanPSMT" w:cs="TimesNewRomanPSMT"/>
           <w:sz w:val="24"/>
           <w:szCs w:val="24"/>
-          <w:lang w:val="ru-UA"/>
         </w:rPr>
         <w:t xml:space="preserve"> </w:t>
       </w:r>
@@ -4363,7 +4953,6 @@
           <w:rFonts w:ascii="TimesNewRomanPSMT" w:hAnsi="TimesNewRomanPSMT" w:cs="TimesNewRomanPSMT"/>
           <w:sz w:val="24"/>
           <w:szCs w:val="24"/>
-          <w:lang w:val="ru-UA"/>
         </w:rPr>
         <w:t>специфікації</w:t>
       </w:r>
@@ -4373,7 +4962,6 @@
           <w:rFonts w:ascii="TimesNewRomanPSMT" w:hAnsi="TimesNewRomanPSMT" w:cs="TimesNewRomanPSMT"/>
           <w:sz w:val="24"/>
           <w:szCs w:val="24"/>
-          <w:lang w:val="ru-UA"/>
         </w:rPr>
         <w:t xml:space="preserve"> для </w:t>
       </w:r>
@@ -4383,7 +4971,6 @@
           <w:rFonts w:ascii="TimesNewRomanPSMT" w:hAnsi="TimesNewRomanPSMT" w:cs="TimesNewRomanPSMT"/>
           <w:sz w:val="24"/>
           <w:szCs w:val="24"/>
-          <w:lang w:val="ru-UA"/>
         </w:rPr>
         <w:t>подання</w:t>
       </w:r>
@@ -4393,7 +4980,6 @@
           <w:rFonts w:ascii="TimesNewRomanPSMT" w:hAnsi="TimesNewRomanPSMT" w:cs="TimesNewRomanPSMT"/>
           <w:sz w:val="24"/>
           <w:szCs w:val="24"/>
-          <w:lang w:val="ru-UA"/>
         </w:rPr>
         <w:t xml:space="preserve"> </w:t>
       </w:r>
@@ -4403,7 +4989,6 @@
           <w:rFonts w:ascii="TimesNewRomanPSMT" w:hAnsi="TimesNewRomanPSMT" w:cs="TimesNewRomanPSMT"/>
           <w:sz w:val="24"/>
           <w:szCs w:val="24"/>
-          <w:lang w:val="ru-UA"/>
         </w:rPr>
         <w:t>перетворювальних</w:t>
       </w:r>
@@ -4423,7 +5008,6 @@
           <w:rFonts w:ascii="TimesNewRomanPSMT" w:hAnsi="TimesNewRomanPSMT" w:cs="TimesNewRomanPSMT"/>
           <w:sz w:val="24"/>
           <w:szCs w:val="24"/>
-          <w:lang w:val="ru-UA"/>
         </w:rPr>
         <w:t>операторів</w:t>
       </w:r>
@@ -4433,7 +5017,6 @@
           <w:rFonts w:ascii="TimesNewRomanPSMT" w:hAnsi="TimesNewRomanPSMT" w:cs="TimesNewRomanPSMT"/>
           <w:sz w:val="24"/>
           <w:szCs w:val="24"/>
-          <w:lang w:val="ru-UA"/>
         </w:rPr>
         <w:t xml:space="preserve"> та </w:t>
       </w:r>
@@ -4443,7 +5026,6 @@
           <w:rFonts w:ascii="TimesNewRomanPSMT" w:hAnsi="TimesNewRomanPSMT" w:cs="TimesNewRomanPSMT"/>
           <w:sz w:val="24"/>
           <w:szCs w:val="24"/>
-          <w:lang w:val="ru-UA"/>
         </w:rPr>
         <w:t>операторів</w:t>
       </w:r>
@@ -4453,7 +5035,6 @@
           <w:rFonts w:ascii="TimesNewRomanPSMT" w:hAnsi="TimesNewRomanPSMT" w:cs="TimesNewRomanPSMT"/>
           <w:sz w:val="24"/>
           <w:szCs w:val="24"/>
-          <w:lang w:val="ru-UA"/>
         </w:rPr>
         <w:t xml:space="preserve"> </w:t>
       </w:r>
@@ -4463,7 +5044,6 @@
           <w:rFonts w:ascii="TimesNewRomanPSMT" w:hAnsi="TimesNewRomanPSMT" w:cs="TimesNewRomanPSMT"/>
           <w:sz w:val="24"/>
           <w:szCs w:val="24"/>
-          <w:lang w:val="ru-UA"/>
         </w:rPr>
         <w:t>суперпозиції</w:t>
       </w:r>
@@ -4473,7 +5053,6 @@
           <w:rFonts w:ascii="TimesNewRomanPSMT" w:hAnsi="TimesNewRomanPSMT" w:cs="TimesNewRomanPSMT"/>
           <w:sz w:val="24"/>
           <w:szCs w:val="24"/>
-          <w:lang w:val="ru-UA"/>
         </w:rPr>
         <w:t>,</w:t>
       </w:r>
@@ -4491,7 +5070,6 @@
           <w:rFonts w:ascii="TimesNewRomanPSMT" w:hAnsi="TimesNewRomanPSMT" w:cs="TimesNewRomanPSMT"/>
           <w:sz w:val="24"/>
           <w:szCs w:val="24"/>
-          <w:lang w:val="ru-UA"/>
         </w:rPr>
         <w:t xml:space="preserve"> </w:t>
       </w:r>
@@ -4501,7 +5079,6 @@
           <w:rFonts w:ascii="TimesNewRomanPSMT" w:hAnsi="TimesNewRomanPSMT" w:cs="TimesNewRomanPSMT"/>
           <w:sz w:val="24"/>
           <w:szCs w:val="24"/>
-          <w:lang w:val="ru-UA"/>
         </w:rPr>
         <w:t>набу</w:t>
       </w:r>
@@ -4520,7 +5097,6 @@
           <w:rFonts w:ascii="TimesNewRomanPSMT" w:hAnsi="TimesNewRomanPSMT" w:cs="TimesNewRomanPSMT"/>
           <w:sz w:val="24"/>
           <w:szCs w:val="24"/>
-          <w:lang w:val="ru-UA"/>
         </w:rPr>
         <w:t xml:space="preserve"> </w:t>
       </w:r>
@@ -4530,7 +5106,6 @@
           <w:rFonts w:ascii="TimesNewRomanPSMT" w:hAnsi="TimesNewRomanPSMT" w:cs="TimesNewRomanPSMT"/>
           <w:sz w:val="24"/>
           <w:szCs w:val="24"/>
-          <w:lang w:val="ru-UA"/>
         </w:rPr>
         <w:t>практичних</w:t>
       </w:r>
@@ -4540,7 +5115,6 @@
           <w:rFonts w:ascii="TimesNewRomanPSMT" w:hAnsi="TimesNewRomanPSMT" w:cs="TimesNewRomanPSMT"/>
           <w:sz w:val="24"/>
           <w:szCs w:val="24"/>
-          <w:lang w:val="ru-UA"/>
         </w:rPr>
         <w:t xml:space="preserve"> </w:t>
       </w:r>
@@ -4550,7 +5124,6 @@
           <w:rFonts w:ascii="TimesNewRomanPSMT" w:hAnsi="TimesNewRomanPSMT" w:cs="TimesNewRomanPSMT"/>
           <w:sz w:val="24"/>
           <w:szCs w:val="24"/>
-          <w:lang w:val="ru-UA"/>
         </w:rPr>
         <w:t>навичок</w:t>
       </w:r>
@@ -4560,7 +5133,6 @@
           <w:rFonts w:ascii="TimesNewRomanPSMT" w:hAnsi="TimesNewRomanPSMT" w:cs="TimesNewRomanPSMT"/>
           <w:sz w:val="24"/>
           <w:szCs w:val="24"/>
-          <w:lang w:val="ru-UA"/>
         </w:rPr>
         <w:t xml:space="preserve"> </w:t>
       </w:r>
@@ -4570,7 +5142,6 @@
           <w:rFonts w:ascii="TimesNewRomanPSMT" w:hAnsi="TimesNewRomanPSMT" w:cs="TimesNewRomanPSMT"/>
           <w:sz w:val="24"/>
           <w:szCs w:val="24"/>
-          <w:lang w:val="ru-UA"/>
         </w:rPr>
         <w:t>їх</w:t>
       </w:r>
@@ -4580,7 +5151,6 @@
           <w:rFonts w:ascii="TimesNewRomanPSMT" w:hAnsi="TimesNewRomanPSMT" w:cs="TimesNewRomanPSMT"/>
           <w:sz w:val="24"/>
           <w:szCs w:val="24"/>
-          <w:lang w:val="ru-UA"/>
         </w:rPr>
         <w:t xml:space="preserve"> </w:t>
       </w:r>
@@ -4590,7 +5160,6 @@
           <w:rFonts w:ascii="TimesNewRomanPSMT" w:hAnsi="TimesNewRomanPSMT" w:cs="TimesNewRomanPSMT"/>
           <w:sz w:val="24"/>
           <w:szCs w:val="24"/>
-          <w:lang w:val="ru-UA"/>
         </w:rPr>
         <w:t>використання</w:t>
       </w:r>
@@ -4600,7 +5169,6 @@
           <w:rFonts w:ascii="TimesNewRomanPSMT" w:hAnsi="TimesNewRomanPSMT" w:cs="TimesNewRomanPSMT"/>
           <w:sz w:val="24"/>
           <w:szCs w:val="24"/>
-          <w:lang w:val="ru-UA"/>
         </w:rPr>
         <w:t xml:space="preserve"> </w:t>
       </w:r>
@@ -4610,7 +5178,6 @@
           <w:rFonts w:ascii="TimesNewRomanPSMT" w:hAnsi="TimesNewRomanPSMT" w:cs="TimesNewRomanPSMT"/>
           <w:sz w:val="24"/>
           <w:szCs w:val="24"/>
-          <w:lang w:val="ru-UA"/>
         </w:rPr>
         <w:t>під</w:t>
       </w:r>
@@ -4629,7 +5196,6 @@
           <w:rFonts w:ascii="TimesNewRomanPSMT" w:hAnsi="TimesNewRomanPSMT" w:cs="TimesNewRomanPSMT"/>
           <w:sz w:val="24"/>
           <w:szCs w:val="24"/>
-          <w:lang w:val="ru-UA"/>
         </w:rPr>
         <w:t xml:space="preserve">час </w:t>
       </w:r>
@@ -4639,7 +5205,6 @@
           <w:rFonts w:ascii="TimesNewRomanPSMT" w:hAnsi="TimesNewRomanPSMT" w:cs="TimesNewRomanPSMT"/>
           <w:sz w:val="24"/>
           <w:szCs w:val="24"/>
-          <w:lang w:val="ru-UA"/>
         </w:rPr>
         <w:t>складання</w:t>
       </w:r>
@@ -4649,7 +5214,6 @@
           <w:rFonts w:ascii="TimesNewRomanPSMT" w:hAnsi="TimesNewRomanPSMT" w:cs="TimesNewRomanPSMT"/>
           <w:sz w:val="24"/>
           <w:szCs w:val="24"/>
-          <w:lang w:val="ru-UA"/>
         </w:rPr>
         <w:t xml:space="preserve"> </w:t>
       </w:r>
@@ -4659,7 +5223,6 @@
           <w:rFonts w:ascii="TimesNewRomanPSMT" w:hAnsi="TimesNewRomanPSMT" w:cs="TimesNewRomanPSMT"/>
           <w:sz w:val="24"/>
           <w:szCs w:val="24"/>
-          <w:lang w:val="ru-UA"/>
         </w:rPr>
         <w:t>лінійних</w:t>
       </w:r>
@@ -4669,7 +5232,6 @@
           <w:rFonts w:ascii="TimesNewRomanPSMT" w:hAnsi="TimesNewRomanPSMT" w:cs="TimesNewRomanPSMT"/>
           <w:sz w:val="24"/>
           <w:szCs w:val="24"/>
-          <w:lang w:val="ru-UA"/>
         </w:rPr>
         <w:t xml:space="preserve"> </w:t>
       </w:r>
@@ -4679,7 +5241,6 @@
           <w:rFonts w:ascii="TimesNewRomanPSMT" w:hAnsi="TimesNewRomanPSMT" w:cs="TimesNewRomanPSMT"/>
           <w:sz w:val="24"/>
           <w:szCs w:val="24"/>
-          <w:lang w:val="ru-UA"/>
         </w:rPr>
         <w:t>програмних</w:t>
       </w:r>
@@ -4689,7 +5250,6 @@
           <w:rFonts w:ascii="TimesNewRomanPSMT" w:hAnsi="TimesNewRomanPSMT" w:cs="TimesNewRomanPSMT"/>
           <w:sz w:val="24"/>
           <w:szCs w:val="24"/>
-          <w:lang w:val="ru-UA"/>
         </w:rPr>
         <w:t xml:space="preserve"> </w:t>
       </w:r>
@@ -4699,7 +5259,6 @@
           <w:rFonts w:ascii="TimesNewRomanPSMT" w:hAnsi="TimesNewRomanPSMT" w:cs="TimesNewRomanPSMT"/>
           <w:sz w:val="24"/>
           <w:szCs w:val="24"/>
-          <w:lang w:val="ru-UA"/>
         </w:rPr>
         <w:t>специфікацій</w:t>
       </w:r>
@@ -4709,7 +5268,6 @@
           <w:rFonts w:ascii="TimesNewRomanPSMT" w:hAnsi="TimesNewRomanPSMT" w:cs="TimesNewRomanPSMT"/>
           <w:sz w:val="24"/>
           <w:szCs w:val="24"/>
-          <w:lang w:val="ru-UA"/>
         </w:rPr>
         <w:t>.</w:t>
       </w:r>
@@ -4724,11 +5282,8 @@
           <w:rFonts w:cs="TimesNewRomanPSMT"/>
           <w:sz w:val="24"/>
           <w:szCs w:val="24"/>
-          <w:lang w:val="ru-UA"/>
-        </w:rPr>
-      </w:pPr>
-      <w:bookmarkStart w:id="0" w:name="_GoBack"/>
-      <w:bookmarkEnd w:id="0"/>
+        </w:rPr>
+      </w:pPr>
     </w:p>
     <w:sectPr>
       <w:type w:val="continuous"/>
